--- a/projects/valuepickr-open-screen/docs/Indegene Ltd.docx
+++ b/projects/valuepickr-open-screen/docs/Indegene Ltd.docx
@@ -32,7 +32,7 @@
           <w:sz w:val="22"/>
           <w:szCs w:val="22"/>
         </w:rPr>
-        <w:t xml:space="preserve">Fast-growing pharma-focused digital/commercialization services provider with exceptional fundamentals but no dedicated ValuePickr thread for community validation</w:t>
+        <w:t xml:space="preserve">High-quality, debt-free pharma-exclusive commercialization / medical-affairs / AI-services specialist compounding revenue ~20-25% with strong FCF - but a Rs 14,000 Cr mid-cap where a 2-3 year 10x is size-blocked, PAT is currently flat on margin compression, and GenAI is a real overhang</w:t>
       </w:r>
     </w:p>
     <w:p>
@@ -49,7 +49,7 @@
         <w:spacing w:after="120"/>
       </w:pPr>
       <w:r>
-        <w:t xml:space="preserve">Digital, commercial, and clinical solutions provider exclusively for the life sciences/pharmaceutical industry (technology-enabled commercialization services).</w:t>
+        <w:t xml:space="preserve">Indegene is a life-sciences-exclusive services company providing digital, commercial, medical-affairs and clinical solutions to global biopharma - content and omnichannel marketing operations, medical communications, regulatory writing, analytics and AI-enabled workflow tools. It serves all of the world's top 20 biopharma companies; the Oct-2025 BioPharm acquisition (up to Rs 876 Cr) added scale in commercial operations.</w:t>
       </w:r>
     </w:p>
     <w:p>
@@ -99,115 +99,142 @@
           </w:tcPr>
           <w:p>
             <w:r>
-              <w:t xml:space="preserve">Rs 13,679 Cr</w:t>
-            </w:r>
-          </w:p>
-        </w:tc>
-      </w:tr>
-      <w:tr>
-        <w:tc>
-          <w:tcPr>
-            <w:tcW w:type="dxa" w:w="3200"/>
-            <w:shd w:fill="F2F2F2" w:val="clear"/>
-          </w:tcPr>
-          <w:p>
-            <w:r>
-              <w:rPr>
-                <w:b/>
-                <w:bCs/>
-              </w:rPr>
-              <w:t xml:space="preserve">ROCE</w:t>
-            </w:r>
-          </w:p>
-        </w:tc>
-        <w:tc>
-          <w:tcPr>
-            <w:tcW w:type="dxa" w:w="5800"/>
-          </w:tcPr>
-          <w:p>
-            <w:r>
-              <w:t xml:space="preserve">18.8%</w:t>
-            </w:r>
-          </w:p>
-        </w:tc>
-      </w:tr>
-      <w:tr>
-        <w:tc>
-          <w:tcPr>
-            <w:tcW w:type="dxa" w:w="3200"/>
-            <w:shd w:fill="F2F2F2" w:val="clear"/>
-          </w:tcPr>
-          <w:p>
-            <w:r>
-              <w:rPr>
-                <w:b/>
-                <w:bCs/>
-              </w:rPr>
-              <w:t xml:space="preserve">ROE</w:t>
-            </w:r>
-          </w:p>
-        </w:tc>
-        <w:tc>
-          <w:tcPr>
-            <w:tcW w:type="dxa" w:w="5800"/>
-          </w:tcPr>
-          <w:p>
-            <w:r>
-              <w:t xml:space="preserve">14.4%</w:t>
-            </w:r>
-          </w:p>
-        </w:tc>
-      </w:tr>
-      <w:tr>
-        <w:tc>
-          <w:tcPr>
-            <w:tcW w:type="dxa" w:w="3200"/>
-            <w:shd w:fill="F2F2F2" w:val="clear"/>
-          </w:tcPr>
-          <w:p>
-            <w:r>
-              <w:rPr>
-                <w:b/>
-                <w:bCs/>
-              </w:rPr>
-              <w:t xml:space="preserve">Revenue growth</w:t>
-            </w:r>
-          </w:p>
-        </w:tc>
-        <w:tc>
-          <w:tcPr>
-            <w:tcW w:type="dxa" w:w="5800"/>
-          </w:tcPr>
-          <w:p>
-            <w:r>
-              <w:t xml:space="preserve">CAGR 34.59%</w:t>
-            </w:r>
-          </w:p>
-        </w:tc>
-      </w:tr>
-      <w:tr>
-        <w:tc>
-          <w:tcPr>
-            <w:tcW w:type="dxa" w:w="3200"/>
-            <w:shd w:fill="F2F2F2" w:val="clear"/>
-          </w:tcPr>
-          <w:p>
-            <w:r>
-              <w:rPr>
-                <w:b/>
-                <w:bCs/>
-              </w:rPr>
-              <w:t xml:space="preserve">Debt</w:t>
-            </w:r>
-          </w:p>
-        </w:tc>
-        <w:tc>
-          <w:tcPr>
-            <w:tcW w:type="dxa" w:w="5800"/>
-          </w:tcPr>
-          <w:p>
-            <w:r>
-              <w:t xml:space="preserve">Almost debt-free</w:t>
+              <w:t xml:space="preserve">~Rs 14,000 Cr (mid-cap)</w:t>
+            </w:r>
+          </w:p>
+        </w:tc>
+      </w:tr>
+      <w:tr>
+        <w:tc>
+          <w:tcPr>
+            <w:tcW w:type="dxa" w:w="3200"/>
+            <w:shd w:fill="F2F2F2" w:val="clear"/>
+          </w:tcPr>
+          <w:p>
+            <w:r>
+              <w:rPr>
+                <w:b/>
+                <w:bCs/>
+              </w:rPr>
+              <w:t xml:space="preserve">ROCE / ROE</w:t>
+            </w:r>
+          </w:p>
+        </w:tc>
+        <w:tc>
+          <w:tcPr>
+            <w:tcW w:type="dxa" w:w="5800"/>
+          </w:tcPr>
+          <w:p>
+            <w:r>
+              <w:t xml:space="preserve">~18-19% / ~14% (solid, asset-light)</w:t>
+            </w:r>
+          </w:p>
+        </w:tc>
+      </w:tr>
+      <w:tr>
+        <w:tc>
+          <w:tcPr>
+            <w:tcW w:type="dxa" w:w="3200"/>
+            <w:shd w:fill="F2F2F2" w:val="clear"/>
+          </w:tcPr>
+          <w:p>
+            <w:r>
+              <w:rPr>
+                <w:b/>
+                <w:bCs/>
+              </w:rPr>
+              <w:t xml:space="preserve">Stock P/E</w:t>
+            </w:r>
+          </w:p>
+        </w:tc>
+        <w:tc>
+          <w:tcPr>
+            <w:tcW w:type="dxa" w:w="5800"/>
+          </w:tcPr>
+          <w:p>
+            <w:r>
+              <w:t xml:space="preserve">~34x (on flat trailing earnings)</w:t>
+            </w:r>
+          </w:p>
+        </w:tc>
+      </w:tr>
+      <w:tr>
+        <w:tc>
+          <w:tcPr>
+            <w:tcW w:type="dxa" w:w="3200"/>
+            <w:shd w:fill="F2F2F2" w:val="clear"/>
+          </w:tcPr>
+          <w:p>
+            <w:r>
+              <w:rPr>
+                <w:b/>
+                <w:bCs/>
+              </w:rPr>
+              <w:t xml:space="preserve">FY26 revenue / OP / PAT</w:t>
+            </w:r>
+          </w:p>
+        </w:tc>
+        <w:tc>
+          <w:tcPr>
+            <w:tcW w:type="dxa" w:w="5800"/>
+          </w:tcPr>
+          <w:p>
+            <w:r>
+              <w:t xml:space="preserve">Rs 3,510 Cr (+23.6% YoY) / Rs 619 Cr (~18% margin) / Rs 401 Cr (-1.5% YoY)</w:t>
+            </w:r>
+          </w:p>
+        </w:tc>
+      </w:tr>
+      <w:tr>
+        <w:tc>
+          <w:tcPr>
+            <w:tcW w:type="dxa" w:w="3200"/>
+            <w:shd w:fill="F2F2F2" w:val="clear"/>
+          </w:tcPr>
+          <w:p>
+            <w:r>
+              <w:rPr>
+                <w:b/>
+                <w:bCs/>
+              </w:rPr>
+              <w:t xml:space="preserve">Q1 FY27 result</w:t>
+            </w:r>
+          </w:p>
+        </w:tc>
+        <w:tc>
+          <w:tcPr>
+            <w:tcW w:type="dxa" w:w="5800"/>
+          </w:tcPr>
+          <w:p>
+            <w:r>
+              <w:t xml:space="preserve">Revenue Rs 1,063 Cr (+39.7% YoY, ~25-28% organic + BioPharm), PAT Rs 116 Cr (flat YoY)</w:t>
+            </w:r>
+          </w:p>
+        </w:tc>
+      </w:tr>
+      <w:tr>
+        <w:tc>
+          <w:tcPr>
+            <w:tcW w:type="dxa" w:w="3200"/>
+            <w:shd w:fill="F2F2F2" w:val="clear"/>
+          </w:tcPr>
+          <w:p>
+            <w:r>
+              <w:rPr>
+                <w:b/>
+                <w:bCs/>
+              </w:rPr>
+              <w:t xml:space="preserve">Debt / cash</w:t>
+            </w:r>
+          </w:p>
+        </w:tc>
+        <w:tc>
+          <w:tcPr>
+            <w:tcW w:type="dxa" w:w="5800"/>
+          </w:tcPr>
+          <w:p>
+            <w:r>
+              <w:t xml:space="preserve">Net cash; borrowings ~Rs 144 Cr (leases); FY26 CFO Rs 651 Cr, FCF Rs 606 Cr</w:t>
             </w:r>
           </w:p>
         </w:tc>
@@ -234,7 +261,7 @@
           </w:tcPr>
           <w:p>
             <w:r>
-              <w:t xml:space="preserve">Rs 414 - 597</w:t>
+              <w:t xml:space="preserve">Rs 414 - ~597</w:t>
             </w:r>
           </w:p>
         </w:tc>
@@ -250,7 +277,7 @@
         <w:spacing w:after="120"/>
       </w:pPr>
       <w:r>
-        <w:t xml:space="preserve">Very strong revenue growth with solid capital efficiency and a debt-free balance sheet - one of the stronger fundamental profiles in this batch on paper.</w:t>
+        <w:t xml:space="preserve">One of the stronger fundamental profiles in this batch: 5-year revenue CAGR ~29%, all top-20 biopharma as clients, active client relationships up from 44 (FY21) to 91 (FY26) and $250k+ clients from 70 to 105 YoY, net cash, and near-100% FCF conversion (FY26 CFO Rs 651 Cr, FCF Rs 606 Cr). The offsets: operating margin has drifted from ~20% (FY24) to ~18% (FY26) on integration and investment spend, so PAT is flat (FY26 Rs 401 Cr vs FY25 Rs 407 Cr; Q1 FY27 Rs 116 Cr flat YoY) despite 20-40% revenue growth. Q1 FY27's 39.7% revenue growth is flattered by the BioPharm acquisition (Oct 2025, up to Rs 876 Cr); organic growth is ~25-28%. Management targets a 19-20% EBITDA margin exiting Q4 FY27 and a near-term $500M+ revenue milestone against a 'multi-billion enterprise' vision. The company has no identified promoter (professionally / PE-governed since the May-2024 IPO) and initiated a Rs 2.25/share dividend for FY26.</w:t>
       </w:r>
     </w:p>
     <w:p>
@@ -259,15 +286,517 @@
         <w:spacing w:after="120" w:before="280"/>
       </w:pPr>
       <w:r>
-        <w:t xml:space="preserve">Technical Read (Weekly / Monthly MACD + Bollinger Bands, or RSI/CCI/Williams %R proxy)</w:t>
-      </w:r>
-    </w:p>
-    <w:p>
-      <w:pPr>
-        <w:spacing w:after="120"/>
-      </w:pPr>
-      <w:r>
-        <w:t xml:space="preserve">Not applicable - no forum thread to escalate from.</w:t>
+        <w:t xml:space="preserve">Deep-Dive: Primary Documents (Annual Reports, Quarterly Results, Exchange Filings)</w:t>
+      </w:r>
+    </w:p>
+    <w:p>
+      <w:pPr>
+        <w:spacing w:after="120"/>
+      </w:pPr>
+      <w:r>
+        <w:rPr>
+          <w:i/>
+          <w:iCs/>
+          <w:color w:val="666666"/>
+          <w:sz w:val="18"/>
+          <w:szCs w:val="18"/>
+        </w:rPr>
+        <w:t xml:space="preserve">Pass 1 — 2026-09-08. Built from the company's own filings (3 years of annual reports, ~4 quarters of results/concalls, and 6 months of BSE/NSE announcements), read via the web — a deeper layer than the forum-sentiment read below.</w:t>
+      </w:r>
+    </w:p>
+    <w:p>
+      <w:pPr>
+        <w:spacing w:after="120"/>
+      </w:pPr>
+      <w:r>
+        <w:rPr>
+          <w:b/>
+          <w:bCs/>
+          <w:sz w:val="20"/>
+          <w:szCs w:val="20"/>
+        </w:rPr>
+        <w:t xml:space="preserve">Sources reviewed this pass:</w:t>
+      </w:r>
+    </w:p>
+    <w:p>
+      <w:pPr>
+        <w:pStyle w:val="ListParagraph"/>
+        <w:numPr>
+          <w:ilvl w:val="0"/>
+          <w:numId w:val="1"/>
+        </w:numPr>
+        <w:spacing w:after="60"/>
+      </w:pPr>
+      <w:r>
+        <w:t xml:space="preserve">screener.in/company/INDGN/consolidated (annual FY23-FY26, quarterly to Q1 FY27, ratios, cash flow, shareholding)</w:t>
+      </w:r>
+    </w:p>
+    <w:p>
+      <w:pPr>
+        <w:pStyle w:val="ListParagraph"/>
+        <w:numPr>
+          <w:ilvl w:val="0"/>
+          <w:numId w:val="1"/>
+        </w:numPr>
+        <w:spacing w:after="60"/>
+      </w:pPr>
+      <w:r>
+        <w:t xml:space="preserve">FY26 results coverage (whalesbook): revenue Rs 3,510.5 Cr +23.6%, PAT ~Rs 401 Cr, Rs 2.25/share dividend</w:t>
+      </w:r>
+    </w:p>
+    <w:p>
+      <w:pPr>
+        <w:pStyle w:val="ListParagraph"/>
+        <w:numPr>
+          <w:ilvl w:val="0"/>
+          <w:numId w:val="1"/>
+        </w:numPr>
+        <w:spacing w:after="60"/>
+      </w:pPr>
+      <w:r>
+        <w:t xml:space="preserve">Q1 FY27 slides + earnings call (investing.com, yahoo): revenue Rs 1,063 Cr +39.7% (6% QoQ), PAT Rs 116 Cr flat, 105 $250k+ clients vs 70, EBITDA-margin target 19-20% by Q4 FY27, $500M+ near-term revenue target</w:t>
+      </w:r>
+    </w:p>
+    <w:p>
+      <w:pPr>
+        <w:pStyle w:val="ListParagraph"/>
+        <w:numPr>
+          <w:ilvl w:val="0"/>
+          <w:numId w:val="1"/>
+        </w:numPr>
+        <w:spacing w:after="60"/>
+      </w:pPr>
+      <w:r>
+        <w:t xml:space="preserve">BioPharm acquisition note (X/@logical_traderr, sahi): acquired Oct 2025 for up to Rs 876 Cr; organic-vs-inorganic no longer split, analyst estimate organic ~25-28%</w:t>
+      </w:r>
+    </w:p>
+    <w:p>
+      <w:pPr>
+        <w:pStyle w:val="ListParagraph"/>
+        <w:numPr>
+          <w:ilvl w:val="0"/>
+          <w:numId w:val="1"/>
+        </w:numPr>
+        <w:spacing w:after="60"/>
+      </w:pPr>
+      <w:r>
+        <w:t xml:space="preserve">Indegene Analyst Meet 2026 coverage (scanx): AI-embedded strategy, path to multi-billion enterprise</w:t>
+      </w:r>
+    </w:p>
+    <w:p>
+      <w:pPr>
+        <w:spacing w:after="120"/>
+      </w:pPr>
+      <w:r>
+        <w:rPr>
+          <w:b/>
+          <w:bCs/>
+          <w:sz w:val="20"/>
+          <w:szCs w:val="20"/>
+        </w:rPr>
+        <w:t xml:space="preserve">Annual-report findings (3-year view):</w:t>
+      </w:r>
+    </w:p>
+    <w:p>
+      <w:pPr>
+        <w:pStyle w:val="ListParagraph"/>
+        <w:numPr>
+          <w:ilvl w:val="0"/>
+          <w:numId w:val="1"/>
+        </w:numPr>
+        <w:spacing w:after="60"/>
+      </w:pPr>
+      <w:r>
+        <w:t xml:space="preserve">Revenue Rs 2,306 (FY23) -&gt; 2,590 (FY24) -&gt; 2,839 (FY25) -&gt; 3,510 Cr (FY26); 5-yr CAGR ~29%, but FY25 growth was only ~9.6%</w:t>
+      </w:r>
+    </w:p>
+    <w:p>
+      <w:pPr>
+        <w:pStyle w:val="ListParagraph"/>
+        <w:numPr>
+          <w:ilvl w:val="0"/>
+          <w:numId w:val="1"/>
+        </w:numPr>
+        <w:spacing w:after="60"/>
+      </w:pPr>
+      <w:r>
+        <w:t xml:space="preserve">Operating margin slipped from ~20% (FY24) to ~19% (FY25) to ~18% (FY26); PAT essentially flat FY25-&gt;FY26 (Rs 407 -&gt; 401 Cr), 3-yr profit CAGR only ~16% vs ~29% revenue CAGR - margin, not demand, is the constraint</w:t>
+      </w:r>
+    </w:p>
+    <w:p>
+      <w:pPr>
+        <w:pStyle w:val="ListParagraph"/>
+        <w:numPr>
+          <w:ilvl w:val="0"/>
+          <w:numId w:val="1"/>
+        </w:numPr>
+        <w:spacing w:after="60"/>
+      </w:pPr>
+      <w:r>
+        <w:t xml:space="preserve">Balance sheet net cash: borrowings ~Rs 144 Cr (largely leases), book value ~Rs 130/share; FY26 CFO Rs 651 Cr, FCF Rs 606 Cr, CFO/OP ~129%</w:t>
+      </w:r>
+    </w:p>
+    <w:p>
+      <w:pPr>
+        <w:pStyle w:val="ListParagraph"/>
+        <w:numPr>
+          <w:ilvl w:val="0"/>
+          <w:numId w:val="1"/>
+        </w:numPr>
+        <w:spacing w:after="60"/>
+      </w:pPr>
+      <w:r>
+        <w:t xml:space="preserve">BioPharm acquired Oct 2025 for up to Rs 876 Cr - a same-domain commercial-operations bolt-on, funded from internal cash</w:t>
+      </w:r>
+    </w:p>
+    <w:p>
+      <w:pPr>
+        <w:pStyle w:val="ListParagraph"/>
+        <w:numPr>
+          <w:ilvl w:val="0"/>
+          <w:numId w:val="1"/>
+        </w:numPr>
+        <w:spacing w:after="60"/>
+      </w:pPr>
+      <w:r>
+        <w:t xml:space="preserve">No promoter classified (public 81%, FII ~10%, DII ~9%); professionally / PE-governed since the May-2024 IPO; maiden dividend Rs 2.25/share for FY26</w:t>
+      </w:r>
+    </w:p>
+    <w:p>
+      <w:pPr>
+        <w:pStyle w:val="ListParagraph"/>
+        <w:numPr>
+          <w:ilvl w:val="0"/>
+          <w:numId w:val="1"/>
+        </w:numPr>
+        <w:spacing w:after="60"/>
+      </w:pPr>
+      <w:r>
+        <w:t xml:space="preserve">Pending US TCPA class-action settlement, max exposure ~USD 4.72 mn - immaterial</w:t>
+      </w:r>
+    </w:p>
+    <w:p>
+      <w:pPr>
+        <w:spacing w:after="120"/>
+      </w:pPr>
+      <w:r>
+        <w:rPr>
+          <w:b/>
+          <w:bCs/>
+          <w:sz w:val="20"/>
+          <w:szCs w:val="20"/>
+        </w:rPr>
+        <w:t xml:space="preserve">Quarterly trend (last ~4 quarters + concall commentary):</w:t>
+      </w:r>
+    </w:p>
+    <w:p>
+      <w:pPr>
+        <w:pStyle w:val="ListParagraph"/>
+        <w:numPr>
+          <w:ilvl w:val="0"/>
+          <w:numId w:val="1"/>
+        </w:numPr>
+        <w:spacing w:after="60"/>
+      </w:pPr>
+      <w:r>
+        <w:t xml:space="preserve">Revenue (Rs Cr): Q2 FY26 804, Q3 942, Q4 1,003, Q1 FY27 1,063 - sequential build, +39.7% YoY in Q1 FY27 (BioPharm-boosted; ~25-28% organic)</w:t>
+      </w:r>
+    </w:p>
+    <w:p>
+      <w:pPr>
+        <w:pStyle w:val="ListParagraph"/>
+        <w:numPr>
+          <w:ilvl w:val="0"/>
+          <w:numId w:val="1"/>
+        </w:numPr>
+        <w:spacing w:after="60"/>
+      </w:pPr>
+      <w:r>
+        <w:t xml:space="preserve">PAT (Rs Cr): Q2 FY26 102, Q3 103, Q4 80, Q1 FY27 116 - roughly flat/choppy, well behind revenue growth</w:t>
+      </w:r>
+    </w:p>
+    <w:p>
+      <w:pPr>
+        <w:pStyle w:val="ListParagraph"/>
+        <w:numPr>
+          <w:ilvl w:val="0"/>
+          <w:numId w:val="1"/>
+        </w:numPr>
+        <w:spacing w:after="60"/>
+      </w:pPr>
+      <w:r>
+        <w:t xml:space="preserve">Margin compression is the story: EBITDA margin running mid-teens vs a ~19-20% target for Q4 FY27</w:t>
+      </w:r>
+    </w:p>
+    <w:p>
+      <w:pPr>
+        <w:pStyle w:val="ListParagraph"/>
+        <w:numPr>
+          <w:ilvl w:val="0"/>
+          <w:numId w:val="1"/>
+        </w:numPr>
+        <w:spacing w:after="60"/>
+      </w:pPr>
+      <w:r>
+        <w:t xml:space="preserve">Concall tone: confident on demand and client adds, explicitly guiding margin recovery and a $500M+ revenue milestone; no longer disclosing BioPharm standalone (integration 'reasonably complete')</w:t>
+      </w:r>
+    </w:p>
+    <w:p>
+      <w:pPr>
+        <w:spacing w:after="120"/>
+      </w:pPr>
+      <w:r>
+        <w:rPr>
+          <w:b/>
+          <w:bCs/>
+          <w:sz w:val="20"/>
+          <w:szCs w:val="20"/>
+        </w:rPr>
+        <w:t xml:space="preserve">Exchange announcements (last 6 months):</w:t>
+      </w:r>
+    </w:p>
+    <w:p>
+      <w:pPr>
+        <w:pStyle w:val="ListParagraph"/>
+        <w:numPr>
+          <w:ilvl w:val="0"/>
+          <w:numId w:val="1"/>
+        </w:numPr>
+        <w:spacing w:after="60"/>
+      </w:pPr>
+      <w:r>
+        <w:t xml:space="preserve">Q1 FY27 results - record revenue Rs 1,063 Cr, PAT flat at Rs 116 Cr, active client base to 105 ($250k+)</w:t>
+      </w:r>
+    </w:p>
+    <w:p>
+      <w:pPr>
+        <w:pStyle w:val="ListParagraph"/>
+        <w:numPr>
+          <w:ilvl w:val="0"/>
+          <w:numId w:val="1"/>
+        </w:numPr>
+        <w:spacing w:after="60"/>
+      </w:pPr>
+      <w:r>
+        <w:t xml:space="preserve">BioPharm acquisition closed Oct 2025 (up to Rs 876 Cr)</w:t>
+      </w:r>
+    </w:p>
+    <w:p>
+      <w:pPr>
+        <w:pStyle w:val="ListParagraph"/>
+        <w:numPr>
+          <w:ilvl w:val="0"/>
+          <w:numId w:val="1"/>
+        </w:numPr>
+        <w:spacing w:after="60"/>
+      </w:pPr>
+      <w:r>
+        <w:t xml:space="preserve">FY26 maiden dividend Rs 2.25/share</w:t>
+      </w:r>
+    </w:p>
+    <w:p>
+      <w:pPr>
+        <w:pStyle w:val="ListParagraph"/>
+        <w:numPr>
+          <w:ilvl w:val="0"/>
+          <w:numId w:val="1"/>
+        </w:numPr>
+        <w:spacing w:after="60"/>
+      </w:pPr>
+      <w:r>
+        <w:t xml:space="preserve">Analyst Meet 2026 - AI-embedded strategy, multi-billion enterprise roadmap</w:t>
+      </w:r>
+    </w:p>
+    <w:p>
+      <w:pPr>
+        <w:pStyle w:val="ListParagraph"/>
+        <w:numPr>
+          <w:ilvl w:val="0"/>
+          <w:numId w:val="1"/>
+        </w:numPr>
+        <w:spacing w:after="60"/>
+      </w:pPr>
+      <w:r>
+        <w:t xml:space="preserve">TCPA settlement pending court approval (hearing Jan 2027)</w:t>
+      </w:r>
+    </w:p>
+    <w:p>
+      <w:pPr>
+        <w:pStyle w:val="ListParagraph"/>
+        <w:numPr>
+          <w:ilvl w:val="0"/>
+          <w:numId w:val="1"/>
+        </w:numPr>
+        <w:spacing w:after="60"/>
+      </w:pPr>
+      <w:r>
+        <w:t xml:space="preserve">No regulatory-adverse disclosures</w:t>
+      </w:r>
+    </w:p>
+    <w:p>
+      <w:pPr>
+        <w:spacing w:after="120"/>
+      </w:pPr>
+      <w:r>
+        <w:rPr>
+          <w:b/>
+          <w:bCs/>
+          <w:sz w:val="20"/>
+          <w:szCs w:val="20"/>
+        </w:rPr>
+        <w:t xml:space="preserve">Key new facts vs. the prior write-up:</w:t>
+      </w:r>
+    </w:p>
+    <w:p>
+      <w:pPr>
+        <w:pStyle w:val="ListParagraph"/>
+        <w:numPr>
+          <w:ilvl w:val="0"/>
+          <w:numId w:val="1"/>
+        </w:numPr>
+        <w:spacing w:after="60"/>
+      </w:pPr>
+      <w:r>
+        <w:t xml:space="preserve">PAT has been flat for ~18 months despite 20-40% revenue growth - operating margin fell from ~20% (FY24) to ~18% (FY26)</w:t>
+      </w:r>
+    </w:p>
+    <w:p>
+      <w:pPr>
+        <w:pStyle w:val="ListParagraph"/>
+        <w:numPr>
+          <w:ilvl w:val="0"/>
+          <w:numId w:val="1"/>
+        </w:numPr>
+        <w:spacing w:after="60"/>
+      </w:pPr>
+      <w:r>
+        <w:t xml:space="preserve">Q1 FY27's 39.7% growth is acquisition-flattered; organic is ~25-28%</w:t>
+      </w:r>
+    </w:p>
+    <w:p>
+      <w:pPr>
+        <w:pStyle w:val="ListParagraph"/>
+        <w:numPr>
+          <w:ilvl w:val="0"/>
+          <w:numId w:val="1"/>
+        </w:numPr>
+        <w:spacing w:after="60"/>
+      </w:pPr>
+      <w:r>
+        <w:t xml:space="preserve">Management now targets 19-20% EBITDA margin exiting Q4 FY27 - a recovery, not an expansion, and unproven</w:t>
+      </w:r>
+    </w:p>
+    <w:p>
+      <w:pPr>
+        <w:pStyle w:val="ListParagraph"/>
+        <w:numPr>
+          <w:ilvl w:val="0"/>
+          <w:numId w:val="1"/>
+        </w:numPr>
+        <w:spacing w:after="60"/>
+      </w:pPr>
+      <w:r>
+        <w:t xml:space="preserve">No promoter / PE-governed structure; maiden dividend initiated FY26</w:t>
+      </w:r>
+    </w:p>
+    <w:p>
+      <w:pPr>
+        <w:pStyle w:val="ListParagraph"/>
+        <w:numPr>
+          <w:ilvl w:val="0"/>
+          <w:numId w:val="1"/>
+        </w:numPr>
+        <w:spacing w:after="60"/>
+      </w:pPr>
+      <w:r>
+        <w:t xml:space="preserve">FCF conversion is excellent (~100% of EBITDA), balance sheet net cash even after the Rs 876 Cr BioPharm deal</w:t>
+      </w:r>
+    </w:p>
+    <w:p>
+      <w:pPr>
+        <w:spacing w:after="120"/>
+      </w:pPr>
+      <w:r>
+        <w:rPr>
+          <w:b/>
+          <w:bCs/>
+          <w:sz w:val="20"/>
+          <w:szCs w:val="20"/>
+        </w:rPr>
+        <w:t xml:space="preserve">Open questions / what to watch:</w:t>
+      </w:r>
+    </w:p>
+    <w:p>
+      <w:pPr>
+        <w:pStyle w:val="ListParagraph"/>
+        <w:numPr>
+          <w:ilvl w:val="0"/>
+          <w:numId w:val="1"/>
+        </w:numPr>
+        <w:spacing w:after="60"/>
+      </w:pPr>
+      <w:r>
+        <w:t xml:space="preserve">Does EBITDA margin actually recover to 19-20% by Q4 FY27, or is mid-teens the new normal as AI-content pricing deflates?</w:t>
+      </w:r>
+    </w:p>
+    <w:p>
+      <w:pPr>
+        <w:pStyle w:val="ListParagraph"/>
+        <w:numPr>
+          <w:ilvl w:val="0"/>
+          <w:numId w:val="1"/>
+        </w:numPr>
+        <w:spacing w:after="60"/>
+      </w:pPr>
+      <w:r>
+        <w:t xml:space="preserve">How much of the client-relationship / revenue growth is genuinely GenAI-additive vs a share shift that AI could later reverse?</w:t>
+      </w:r>
+    </w:p>
+    <w:p>
+      <w:pPr>
+        <w:pStyle w:val="ListParagraph"/>
+        <w:numPr>
+          <w:ilvl w:val="0"/>
+          <w:numId w:val="1"/>
+        </w:numPr>
+        <w:spacing w:after="60"/>
+      </w:pPr>
+      <w:r>
+        <w:t xml:space="preserve">What are BioPharm's standalone economics now that they are no longer disclosed?</w:t>
+      </w:r>
+    </w:p>
+    <w:p>
+      <w:pPr>
+        <w:pStyle w:val="ListParagraph"/>
+        <w:numPr>
+          <w:ilvl w:val="0"/>
+          <w:numId w:val="1"/>
+        </w:numPr>
+        <w:spacing w:after="60"/>
+      </w:pPr>
+      <w:r>
+        <w:t xml:space="preserve">Capital allocation intent for the growing net cash - more M&amp;A, buyback, or dividend growth?</w:t>
+      </w:r>
+    </w:p>
+    <w:p>
+      <w:pPr>
+        <w:spacing w:after="120" w:before="120"/>
+      </w:pPr>
+      <w:r>
+        <w:rPr>
+          <w:b/>
+          <w:bCs/>
+          <w:sz w:val="20"/>
+          <w:szCs w:val="20"/>
+        </w:rPr>
+        <w:t xml:space="preserve">Conviction impact: </w:t>
+      </w:r>
+      <w:r>
+        <w:rPr>
+          <w:sz w:val="20"/>
+          <w:szCs w:val="20"/>
+        </w:rPr>
+        <w:t xml:space="preserve">Medium -&gt; Medium (thesis_fit 10x-in-2-3-years -&gt; neither). The deep read confirms a high-quality, net-cash, ~100%-FCF-conversion pharma-services compounder growing ~25-28% organically, but also that PAT has been flat for 18 months on margin compression, the margin-recovery guidance is unproven, GenAI is a structural overhang, and at ~Rs 14,000 Cr a 2-3 year 10x is size-blocked. Quality supports Medium; nothing supports an outsized-return label.</w:t>
       </w:r>
     </w:p>
     <w:p>
@@ -276,15 +805,22 @@
         <w:spacing w:after="120" w:before="280"/>
       </w:pPr>
       <w:r>
-        <w:t xml:space="preserve">ValuePickr Community Signal</w:t>
-      </w:r>
-    </w:p>
-    <w:p>
-      <w:pPr>
-        <w:spacing w:after="120"/>
-      </w:pPr>
-      <w:r>
-        <w:t xml:space="preserve">No dedicated ValuePickr thread found for Indegene despite a direct forum search - only passing mentions inside unrelated portfolio-tracking threads (Ravi's Portfolio, Dhruv's Portfolio) with no substantive discussion visible.</w:t>
+        <w:t xml:space="preserve">Guidance &amp; Expectation Gap</w:t>
+      </w:r>
+    </w:p>
+    <w:p>
+      <w:pPr>
+        <w:spacing w:after="120"/>
+      </w:pPr>
+      <w:r>
+        <w:rPr>
+          <w:i/>
+          <w:iCs/>
+          <w:color w:val="666666"/>
+          <w:sz w:val="18"/>
+          <w:szCs w:val="18"/>
+        </w:rPr>
+        <w:t xml:space="preserve">Management guidance decoded into commitments, graded on the expectation → action → operational → commercial → financial ladder, then compared to what the current price appears to assume. Method: playbook/guidance-and-expectation-gap.md.</w:t>
       </w:r>
     </w:p>
     <w:p>
@@ -298,14 +834,966 @@
           <w:sz w:val="20"/>
           <w:szCs w:val="20"/>
         </w:rPr>
-        <w:t xml:space="preserve">High-conviction call from a top contributor: </w:t>
-      </w:r>
-      <w:r>
-        <w:rPr>
-          <w:sz w:val="20"/>
-          <w:szCs w:val="20"/>
-        </w:rPr>
-        <w:t xml:space="preserve">No company-specific ValuePickr thread exists to independently corroborate the fundamentals or surface risks; this candidate's trusted-thread signal came from a portfolio-thread mention (joinjp2003, 'high'-strength tag) rather than sustained forum discussion.</w:t>
+        <w:t xml:space="preserve">Commitment ladder (most-proven first):</w:t>
+      </w:r>
+    </w:p>
+    <w:tbl>
+      <w:tblPr>
+        <w:tblW w:type="dxa" w:w="9000"/>
+        <w:tblBorders>
+          <w:top w:val="single" w:color="auto" w:sz="4"/>
+          <w:left w:val="single" w:color="auto" w:sz="4"/>
+          <w:bottom w:val="single" w:color="auto" w:sz="4"/>
+          <w:right w:val="single" w:color="auto" w:sz="4"/>
+          <w:insideH w:val="single" w:color="auto" w:sz="4"/>
+          <w:insideV w:val="single" w:color="auto" w:sz="4"/>
+        </w:tblBorders>
+      </w:tblPr>
+      <w:tblGrid>
+        <w:gridCol w:w="1100"/>
+        <w:gridCol w:w="2600"/>
+        <w:gridCol w:w="2400"/>
+        <w:gridCol w:w="900"/>
+        <w:gridCol w:w="1200"/>
+        <w:gridCol w:w="800"/>
+      </w:tblGrid>
+      <w:tr>
+        <w:trPr>
+          <w:tblHeader/>
+        </w:trPr>
+        <w:tc>
+          <w:tcPr>
+            <w:tcW w:type="dxa" w:w="1100"/>
+            <w:shd w:fill="F2F2F2" w:val="clear"/>
+          </w:tcPr>
+          <w:p>
+            <w:r>
+              <w:rPr>
+                <w:b/>
+                <w:bCs/>
+                <w:sz w:val="18"/>
+                <w:szCs w:val="18"/>
+              </w:rPr>
+              <w:t xml:space="preserve">Area</w:t>
+            </w:r>
+          </w:p>
+        </w:tc>
+        <w:tc>
+          <w:tcPr>
+            <w:tcW w:type="dxa" w:w="2600"/>
+            <w:shd w:fill="F2F2F2" w:val="clear"/>
+          </w:tcPr>
+          <w:p>
+            <w:r>
+              <w:rPr>
+                <w:b/>
+                <w:bCs/>
+                <w:sz w:val="18"/>
+                <w:szCs w:val="18"/>
+              </w:rPr>
+              <w:t xml:space="preserve">Commitment</w:t>
+            </w:r>
+          </w:p>
+        </w:tc>
+        <w:tc>
+          <w:tcPr>
+            <w:tcW w:type="dxa" w:w="2400"/>
+            <w:shd w:fill="F2F2F2" w:val="clear"/>
+          </w:tcPr>
+          <w:p>
+            <w:r>
+              <w:rPr>
+                <w:b/>
+                <w:bCs/>
+                <w:sz w:val="18"/>
+                <w:szCs w:val="18"/>
+              </w:rPr>
+              <w:t xml:space="preserve">Specifics</w:t>
+            </w:r>
+          </w:p>
+        </w:tc>
+        <w:tc>
+          <w:tcPr>
+            <w:tcW w:type="dxa" w:w="900"/>
+            <w:shd w:fill="F2F2F2" w:val="clear"/>
+          </w:tcPr>
+          <w:p>
+            <w:r>
+              <w:rPr>
+                <w:b/>
+                <w:bCs/>
+                <w:sz w:val="18"/>
+                <w:szCs w:val="18"/>
+              </w:rPr>
+              <w:t xml:space="preserve">By when</w:t>
+            </w:r>
+          </w:p>
+        </w:tc>
+        <w:tc>
+          <w:tcPr>
+            <w:tcW w:type="dxa" w:w="1200"/>
+            <w:shd w:fill="F2F2F2" w:val="clear"/>
+          </w:tcPr>
+          <w:p>
+            <w:r>
+              <w:rPr>
+                <w:b/>
+                <w:bCs/>
+                <w:sz w:val="18"/>
+                <w:szCs w:val="18"/>
+              </w:rPr>
+              <w:t xml:space="preserve">Stage</w:t>
+            </w:r>
+          </w:p>
+        </w:tc>
+        <w:tc>
+          <w:tcPr>
+            <w:tcW w:type="dxa" w:w="800"/>
+            <w:shd w:fill="F2F2F2" w:val="clear"/>
+          </w:tcPr>
+          <w:p>
+            <w:r>
+              <w:rPr>
+                <w:b/>
+                <w:bCs/>
+                <w:sz w:val="18"/>
+                <w:szCs w:val="18"/>
+              </w:rPr>
+              <w:t xml:space="preserve">Thesis-critical</w:t>
+            </w:r>
+          </w:p>
+        </w:tc>
+      </w:tr>
+      <w:tr>
+        <w:tc>
+          <w:tcPr>
+            <w:tcW w:type="dxa" w:w="1100"/>
+          </w:tcPr>
+          <w:p>
+            <w:r>
+              <w:rPr>
+                <w:b w:val="false"/>
+                <w:bCs w:val="false"/>
+                <w:sz w:val="18"/>
+                <w:szCs w:val="18"/>
+              </w:rPr>
+              <w:t xml:space="preserve">growth</w:t>
+            </w:r>
+          </w:p>
+        </w:tc>
+        <w:tc>
+          <w:tcPr>
+            <w:tcW w:type="dxa" w:w="2600"/>
+          </w:tcPr>
+          <w:p>
+            <w:r>
+              <w:rPr>
+                <w:b w:val="false"/>
+                <w:bCs w:val="false"/>
+                <w:sz w:val="18"/>
+                <w:szCs w:val="18"/>
+              </w:rPr>
+              <w:t xml:space="preserve">Near-term revenue milestone of $500M+</w:t>
+            </w:r>
+          </w:p>
+        </w:tc>
+        <w:tc>
+          <w:tcPr>
+            <w:tcW w:type="dxa" w:w="2400"/>
+          </w:tcPr>
+          <w:p>
+            <w:r>
+              <w:rPr>
+                <w:b w:val="false"/>
+                <w:bCs w:val="false"/>
+                <w:sz w:val="18"/>
+                <w:szCs w:val="18"/>
+              </w:rPr>
+              <w:t xml:space="preserve">from ~$420M FY26; broad-based client wins, outcome-based contracts</w:t>
+            </w:r>
+          </w:p>
+        </w:tc>
+        <w:tc>
+          <w:tcPr>
+            <w:tcW w:type="dxa" w:w="900"/>
+          </w:tcPr>
+          <w:p>
+            <w:r>
+              <w:rPr>
+                <w:b w:val="false"/>
+                <w:bCs w:val="false"/>
+                <w:sz w:val="18"/>
+                <w:szCs w:val="18"/>
+              </w:rPr>
+              <w:t xml:space="preserve">FY28</w:t>
+            </w:r>
+          </w:p>
+        </w:tc>
+        <w:tc>
+          <w:tcPr>
+            <w:tcW w:type="dxa" w:w="1200"/>
+          </w:tcPr>
+          <w:p>
+            <w:r>
+              <w:rPr>
+                <w:b w:val="false"/>
+                <w:bCs w:val="false"/>
+                <w:sz w:val="18"/>
+                <w:szCs w:val="18"/>
+              </w:rPr>
+              <w:t xml:space="preserve">commercial</w:t>
+            </w:r>
+          </w:p>
+        </w:tc>
+        <w:tc>
+          <w:tcPr>
+            <w:tcW w:type="dxa" w:w="800"/>
+          </w:tcPr>
+          <w:p>
+            <w:r>
+              <w:rPr>
+                <w:b w:val="false"/>
+                <w:bCs w:val="false"/>
+                <w:sz w:val="18"/>
+                <w:szCs w:val="18"/>
+              </w:rPr>
+              <w:t xml:space="preserve">yes</w:t>
+            </w:r>
+          </w:p>
+        </w:tc>
+      </w:tr>
+      <w:tr>
+        <w:tc>
+          <w:tcPr>
+            <w:tcW w:type="dxa" w:w="1100"/>
+          </w:tcPr>
+          <w:p>
+            <w:r>
+              <w:rPr>
+                <w:b w:val="false"/>
+                <w:bCs w:val="false"/>
+                <w:sz w:val="18"/>
+                <w:szCs w:val="18"/>
+              </w:rPr>
+              <w:t xml:space="preserve">margin</w:t>
+            </w:r>
+          </w:p>
+        </w:tc>
+        <w:tc>
+          <w:tcPr>
+            <w:tcW w:type="dxa" w:w="2600"/>
+          </w:tcPr>
+          <w:p>
+            <w:r>
+              <w:rPr>
+                <w:b w:val="false"/>
+                <w:bCs w:val="false"/>
+                <w:sz w:val="18"/>
+                <w:szCs w:val="18"/>
+              </w:rPr>
+              <w:t xml:space="preserve">EBITDA margin to 19-20% by Q4 FY27</w:t>
+            </w:r>
+          </w:p>
+        </w:tc>
+        <w:tc>
+          <w:tcPr>
+            <w:tcW w:type="dxa" w:w="2400"/>
+          </w:tcPr>
+          <w:p>
+            <w:r>
+              <w:rPr>
+                <w:b w:val="false"/>
+                <w:bCs w:val="false"/>
+                <w:sz w:val="18"/>
+                <w:szCs w:val="18"/>
+              </w:rPr>
+              <w:t xml:space="preserve">recovery from mid-teens; operating leverage + BioPharm synergies + AI efficiency</w:t>
+            </w:r>
+          </w:p>
+        </w:tc>
+        <w:tc>
+          <w:tcPr>
+            <w:tcW w:type="dxa" w:w="900"/>
+          </w:tcPr>
+          <w:p>
+            <w:r>
+              <w:rPr>
+                <w:b w:val="false"/>
+                <w:bCs w:val="false"/>
+                <w:sz w:val="18"/>
+                <w:szCs w:val="18"/>
+              </w:rPr>
+              <w:t xml:space="preserve">FY27</w:t>
+            </w:r>
+          </w:p>
+        </w:tc>
+        <w:tc>
+          <w:tcPr>
+            <w:tcW w:type="dxa" w:w="1200"/>
+          </w:tcPr>
+          <w:p>
+            <w:r>
+              <w:rPr>
+                <w:b w:val="false"/>
+                <w:bCs w:val="false"/>
+                <w:sz w:val="18"/>
+                <w:szCs w:val="18"/>
+              </w:rPr>
+              <w:t xml:space="preserve">expectation</w:t>
+            </w:r>
+          </w:p>
+        </w:tc>
+        <w:tc>
+          <w:tcPr>
+            <w:tcW w:type="dxa" w:w="800"/>
+          </w:tcPr>
+          <w:p>
+            <w:r>
+              <w:rPr>
+                <w:b w:val="false"/>
+                <w:bCs w:val="false"/>
+                <w:sz w:val="18"/>
+                <w:szCs w:val="18"/>
+              </w:rPr>
+              <w:t xml:space="preserve">yes</w:t>
+            </w:r>
+          </w:p>
+        </w:tc>
+      </w:tr>
+      <w:tr>
+        <w:tc>
+          <w:tcPr>
+            <w:tcW w:type="dxa" w:w="1100"/>
+          </w:tcPr>
+          <w:p>
+            <w:r>
+              <w:rPr>
+                <w:b w:val="false"/>
+                <w:bCs w:val="false"/>
+                <w:sz w:val="18"/>
+                <w:szCs w:val="18"/>
+              </w:rPr>
+              <w:t xml:space="preserve">strategy</w:t>
+            </w:r>
+          </w:p>
+        </w:tc>
+        <w:tc>
+          <w:tcPr>
+            <w:tcW w:type="dxa" w:w="2600"/>
+          </w:tcPr>
+          <w:p>
+            <w:r>
+              <w:rPr>
+                <w:b w:val="false"/>
+                <w:bCs w:val="false"/>
+                <w:sz w:val="18"/>
+                <w:szCs w:val="18"/>
+              </w:rPr>
+              <w:t xml:space="preserve">AI-embedded, domain-deep 'multi-billion enterprise' vision</w:t>
+            </w:r>
+          </w:p>
+        </w:tc>
+        <w:tc>
+          <w:tcPr>
+            <w:tcW w:type="dxa" w:w="2400"/>
+          </w:tcPr>
+          <w:p>
+            <w:r>
+              <w:rPr>
+                <w:b w:val="false"/>
+                <w:bCs w:val="false"/>
+                <w:sz w:val="18"/>
+                <w:szCs w:val="18"/>
+              </w:rPr>
+              <w:t xml:space="preserve">longer-term; move up to analytics / advisory</w:t>
+            </w:r>
+          </w:p>
+        </w:tc>
+        <w:tc>
+          <w:tcPr>
+            <w:tcW w:type="dxa" w:w="900"/>
+          </w:tcPr>
+          <w:p>
+            <w:r>
+              <w:rPr>
+                <w:b w:val="false"/>
+                <w:bCs w:val="false"/>
+                <w:sz w:val="18"/>
+                <w:szCs w:val="18"/>
+              </w:rPr>
+              <w:t xml:space="preserve">beyond</w:t>
+            </w:r>
+          </w:p>
+        </w:tc>
+        <w:tc>
+          <w:tcPr>
+            <w:tcW w:type="dxa" w:w="1200"/>
+          </w:tcPr>
+          <w:p>
+            <w:r>
+              <w:rPr>
+                <w:b w:val="false"/>
+                <w:bCs w:val="false"/>
+                <w:sz w:val="18"/>
+                <w:szCs w:val="18"/>
+              </w:rPr>
+              <w:t xml:space="preserve">expectation</w:t>
+            </w:r>
+          </w:p>
+        </w:tc>
+        <w:tc>
+          <w:tcPr>
+            <w:tcW w:type="dxa" w:w="800"/>
+          </w:tcPr>
+          <w:p>
+            <w:r>
+              <w:rPr>
+                <w:b w:val="false"/>
+                <w:bCs w:val="false"/>
+                <w:sz w:val="18"/>
+                <w:szCs w:val="18"/>
+              </w:rPr>
+              <w:t xml:space="preserve"/>
+            </w:r>
+          </w:p>
+        </w:tc>
+      </w:tr>
+    </w:tbl>
+    <w:p>
+      <w:pPr>
+        <w:spacing w:after="60" w:before="120"/>
+      </w:pPr>
+      <w:r>
+        <w:rPr>
+          <w:b/>
+          <w:bCs/>
+          <w:sz w:val="20"/>
+          <w:szCs w:val="20"/>
+        </w:rPr>
+        <w:t xml:space="preserve">Earnings chain: </w:t>
+      </w:r>
+      <w:r>
+        <w:rPr>
+          <w:b w:val="false"/>
+          <w:bCs w:val="false"/>
+          <w:sz w:val="20"/>
+          <w:szCs w:val="20"/>
+        </w:rPr>
+        <w:t xml:space="preserve">pharma commercial/medical outsourcing demand</w:t>
+      </w:r>
+      <w:r>
+        <w:rPr>
+          <w:color w:val="666666"/>
+          <w:sz w:val="20"/>
+          <w:szCs w:val="20"/>
+        </w:rPr>
+        <w:t xml:space="preserve"> → </w:t>
+      </w:r>
+      <w:r>
+        <w:rPr>
+          <w:b w:val="false"/>
+          <w:bCs w:val="false"/>
+          <w:sz w:val="20"/>
+          <w:szCs w:val="20"/>
+        </w:rPr>
+        <w:t xml:space="preserve">client wins + outcome-based contract expansion</w:t>
+      </w:r>
+      <w:r>
+        <w:rPr>
+          <w:color w:val="666666"/>
+          <w:sz w:val="20"/>
+          <w:szCs w:val="20"/>
+        </w:rPr>
+        <w:t xml:space="preserve"> → </w:t>
+      </w:r>
+      <w:r>
+        <w:rPr>
+          <w:b w:val="false"/>
+          <w:bCs w:val="false"/>
+          <w:sz w:val="20"/>
+          <w:szCs w:val="20"/>
+        </w:rPr>
+        <w:t xml:space="preserve">revenue growth ~20-28% organic</w:t>
+      </w:r>
+      <w:r>
+        <w:rPr>
+          <w:color w:val="666666"/>
+          <w:sz w:val="20"/>
+          <w:szCs w:val="20"/>
+        </w:rPr>
+        <w:t xml:space="preserve"> → </w:t>
+      </w:r>
+      <w:r>
+        <w:rPr>
+          <w:b w:val="false"/>
+          <w:bCs w:val="false"/>
+          <w:sz w:val="20"/>
+          <w:szCs w:val="20"/>
+        </w:rPr>
+        <w:t xml:space="preserve">utilisation + mix + BioPharm synergies</w:t>
+      </w:r>
+      <w:r>
+        <w:rPr>
+          <w:color w:val="666666"/>
+          <w:sz w:val="20"/>
+          <w:szCs w:val="20"/>
+        </w:rPr>
+        <w:t xml:space="preserve"> → </w:t>
+      </w:r>
+      <w:r>
+        <w:rPr>
+          <w:b/>
+          <w:bCs/>
+          <w:color w:val="A32020"/>
+          <w:sz w:val="20"/>
+          <w:szCs w:val="20"/>
+        </w:rPr>
+        <w:t xml:space="preserve">EBITDA margin recovery to 19-20%</w:t>
+      </w:r>
+      <w:r>
+        <w:rPr>
+          <w:color w:val="666666"/>
+          <w:sz w:val="20"/>
+          <w:szCs w:val="20"/>
+        </w:rPr>
+        <w:t xml:space="preserve"> → </w:t>
+      </w:r>
+      <w:r>
+        <w:rPr>
+          <w:b w:val="false"/>
+          <w:bCs w:val="false"/>
+          <w:sz w:val="20"/>
+          <w:szCs w:val="20"/>
+        </w:rPr>
+        <w:t xml:space="preserve">PAT growth (currently stalled)</w:t>
+      </w:r>
+      <w:r>
+        <w:rPr>
+          <w:color w:val="666666"/>
+          <w:sz w:val="20"/>
+          <w:szCs w:val="20"/>
+        </w:rPr>
+        <w:t xml:space="preserve"> → </w:t>
+      </w:r>
+      <w:r>
+        <w:rPr>
+          <w:b w:val="false"/>
+          <w:bCs w:val="false"/>
+          <w:sz w:val="20"/>
+          <w:szCs w:val="20"/>
+        </w:rPr>
+        <w:t xml:space="preserve">FCF (already strong)</w:t>
+      </w:r>
+    </w:p>
+    <w:p>
+      <w:pPr>
+        <w:spacing w:after="120"/>
+      </w:pPr>
+      <w:r>
+        <w:rPr>
+          <w:color w:val="666666"/>
+          <w:sz w:val="18"/>
+          <w:szCs w:val="18"/>
+        </w:rPr>
+        <w:t xml:space="preserve">Bottleneck link: EBITDA margin recovery to 19-20%.</w:t>
+      </w:r>
+    </w:p>
+    <w:p>
+      <w:pPr>
+        <w:spacing w:after="120"/>
+      </w:pPr>
+      <w:r>
+        <w:rPr>
+          <w:color w:val="666666"/>
+          <w:sz w:val="18"/>
+          <w:szCs w:val="18"/>
+        </w:rPr>
+        <w:t xml:space="preserve">Operating leverage: unclear - revenue is compounding 20-40% but margin has fallen, so leverage is not currently flowing to PAT; recovery is guided</w:t>
+      </w:r>
+    </w:p>
+    <w:p>
+      <w:pPr>
+        <w:spacing w:after="120"/>
+      </w:pPr>
+      <w:r>
+        <w:rPr>
+          <w:color w:val="666666"/>
+          <w:sz w:val="18"/>
+          <w:szCs w:val="18"/>
+        </w:rPr>
+        <w:t xml:space="preserve">Evidenced: pharma commercial/medical outsourcing demand; client wins + outcome-based contract expansion; revenue growth ~20-28% organic; FCF (already strong). Still assumed: utilisation + mix + BioPharm synergies; EBITDA margin recovery to 19-20%; PAT growth (currently stalled).</w:t>
+      </w:r>
+    </w:p>
+    <w:p>
+      <w:pPr>
+        <w:spacing w:after="120"/>
+      </w:pPr>
+      <w:r>
+        <w:rPr>
+          <w:b/>
+          <w:bCs/>
+          <w:sz w:val="20"/>
+          <w:szCs w:val="20"/>
+        </w:rPr>
+        <w:t xml:space="preserve">Market expectation vs. our path:</w:t>
+      </w:r>
+    </w:p>
+    <w:tbl>
+      <w:tblPr>
+        <w:tblW w:type="dxa" w:w="9000"/>
+        <w:tblBorders>
+          <w:top w:val="single" w:color="auto" w:sz="4"/>
+          <w:left w:val="single" w:color="auto" w:sz="4"/>
+          <w:bottom w:val="single" w:color="auto" w:sz="4"/>
+          <w:right w:val="single" w:color="auto" w:sz="4"/>
+          <w:insideH w:val="single" w:color="auto" w:sz="4"/>
+          <w:insideV w:val="single" w:color="auto" w:sz="4"/>
+        </w:tblBorders>
+      </w:tblPr>
+      <w:tblGrid>
+        <w:gridCol w:w="3200"/>
+        <w:gridCol w:w="5800"/>
+      </w:tblGrid>
+      <w:tr>
+        <w:tc>
+          <w:tcPr>
+            <w:tcW w:type="dxa" w:w="3200"/>
+            <w:shd w:fill="F2F2F2" w:val="clear"/>
+          </w:tcPr>
+          <w:p>
+            <w:r>
+              <w:rPr>
+                <w:b/>
+                <w:bCs/>
+              </w:rPr>
+              <w:t xml:space="preserve">As of</w:t>
+            </w:r>
+          </w:p>
+        </w:tc>
+        <w:tc>
+          <w:tcPr>
+            <w:tcW w:type="dxa" w:w="5800"/>
+          </w:tcPr>
+          <w:p>
+            <w:r>
+              <w:t xml:space="preserve">2026-09-08</w:t>
+            </w:r>
+          </w:p>
+        </w:tc>
+      </w:tr>
+      <w:tr>
+        <w:tc>
+          <w:tcPr>
+            <w:tcW w:type="dxa" w:w="3200"/>
+            <w:shd w:fill="F2F2F2" w:val="clear"/>
+          </w:tcPr>
+          <w:p>
+            <w:r>
+              <w:rPr>
+                <w:b/>
+                <w:bCs/>
+              </w:rPr>
+              <w:t xml:space="preserve">Price / multiple</w:t>
+            </w:r>
+          </w:p>
+        </w:tc>
+        <w:tc>
+          <w:tcPr>
+            <w:tcW w:type="dxa" w:w="5800"/>
+          </w:tcPr>
+          <w:p>
+            <w:r>
+              <w:t xml:space="preserve">34x P/E</w:t>
+            </w:r>
+          </w:p>
+        </w:tc>
+      </w:tr>
+      <w:tr>
+        <w:tc>
+          <w:tcPr>
+            <w:tcW w:type="dxa" w:w="3200"/>
+            <w:shd w:fill="F2F2F2" w:val="clear"/>
+          </w:tcPr>
+          <w:p>
+            <w:r>
+              <w:rPr>
+                <w:b/>
+                <w:bCs/>
+              </w:rPr>
+              <w:t xml:space="preserve">Right valuation lens</w:t>
+            </w:r>
+          </w:p>
+        </w:tc>
+        <w:tc>
+          <w:tcPr>
+            <w:tcW w:type="dxa" w:w="5800"/>
+          </w:tcPr>
+          <w:p>
+            <w:r>
+              <w:t xml:space="preserve">P/E</w:t>
+            </w:r>
+          </w:p>
+        </w:tc>
+      </w:tr>
+      <w:tr>
+        <w:tc>
+          <w:tcPr>
+            <w:tcW w:type="dxa" w:w="3200"/>
+            <w:shd w:fill="F2F2F2" w:val="clear"/>
+          </w:tcPr>
+          <w:p>
+            <w:r>
+              <w:rPr>
+                <w:b/>
+                <w:bCs/>
+              </w:rPr>
+              <w:t xml:space="preserve">Price implies</w:t>
+            </w:r>
+          </w:p>
+        </w:tc>
+        <w:tc>
+          <w:tcPr>
+            <w:tcW w:type="dxa" w:w="5800"/>
+          </w:tcPr>
+          <w:p>
+            <w:r>
+              <w:t xml:space="preserve">~34x trailing on flat EPS implies the market expects ~20-25% EPS CAGR FY26-28 (margin recovery to 19-20% + 20%+ revenue growth) sustained to justify a ~24-26x quality-services exit multiple</w:t>
+            </w:r>
+          </w:p>
+        </w:tc>
+      </w:tr>
+      <w:tr>
+        <w:tc>
+          <w:tcPr>
+            <w:tcW w:type="dxa" w:w="3200"/>
+            <w:shd w:fill="F2F2F2" w:val="clear"/>
+          </w:tcPr>
+          <w:p>
+            <w:r>
+              <w:rPr>
+                <w:b/>
+                <w:bCs/>
+              </w:rPr>
+              <w:t xml:space="preserve">Our FY27</w:t>
+            </w:r>
+          </w:p>
+        </w:tc>
+        <w:tc>
+          <w:tcPr>
+            <w:tcW w:type="dxa" w:w="5800"/>
+          </w:tcPr>
+          <w:p>
+            <w:r>
+              <w:t xml:space="preserve">revenue ~Rs 4,300-4,500 Cr (+22-28%), EBITDA margin recovering toward 17-18% for the year (19-20% exit), PAT ~Rs 430-480 Cr</w:t>
+            </w:r>
+          </w:p>
+        </w:tc>
+      </w:tr>
+      <w:tr>
+        <w:tc>
+          <w:tcPr>
+            <w:tcW w:type="dxa" w:w="3200"/>
+            <w:shd w:fill="F2F2F2" w:val="clear"/>
+          </w:tcPr>
+          <w:p>
+            <w:r>
+              <w:rPr>
+                <w:b/>
+                <w:bCs/>
+              </w:rPr>
+              <w:t xml:space="preserve">Our FY28</w:t>
+            </w:r>
+          </w:p>
+        </w:tc>
+        <w:tc>
+          <w:tcPr>
+            <w:tcW w:type="dxa" w:w="5800"/>
+          </w:tcPr>
+          <w:p>
+            <w:r>
+              <w:t xml:space="preserve">revenue ~Rs 5,200-5,400 Cr, PAT ~Rs 560-640 Cr if margin normalises to ~19-20%</w:t>
+            </w:r>
+          </w:p>
+        </w:tc>
+      </w:tr>
+      <w:tr>
+        <w:tc>
+          <w:tcPr>
+            <w:tcW w:type="dxa" w:w="3200"/>
+            <w:shd w:fill="F2F2F2" w:val="clear"/>
+          </w:tcPr>
+          <w:p>
+            <w:r>
+              <w:rPr>
+                <w:b/>
+                <w:bCs/>
+              </w:rPr>
+              <w:t xml:space="preserve">Gap direction</w:t>
+            </w:r>
+          </w:p>
+        </w:tc>
+        <w:tc>
+          <w:tcPr>
+            <w:tcW w:type="dxa" w:w="5800"/>
+          </w:tcPr>
+          <w:p>
+            <w:r>
+              <w:t xml:space="preserve">priced-in</w:t>
+            </w:r>
+          </w:p>
+        </w:tc>
+      </w:tr>
+      <w:tr>
+        <w:tc>
+          <w:tcPr>
+            <w:tcW w:type="dxa" w:w="3200"/>
+            <w:shd w:fill="F2F2F2" w:val="clear"/>
+          </w:tcPr>
+          <w:p>
+            <w:r>
+              <w:rPr>
+                <w:b/>
+                <w:bCs/>
+              </w:rPr>
+              <w:t xml:space="preserve">Gap type</w:t>
+            </w:r>
+          </w:p>
+        </w:tc>
+        <w:tc>
+          <w:tcPr>
+            <w:tcW w:type="dxa" w:w="5800"/>
+          </w:tcPr>
+          <w:p>
+            <w:r>
+              <w:t xml:space="preserve">margin</w:t>
+            </w:r>
+          </w:p>
+        </w:tc>
+      </w:tr>
+      <w:tr>
+        <w:tc>
+          <w:tcPr>
+            <w:tcW w:type="dxa" w:w="3200"/>
+            <w:shd w:fill="F2F2F2" w:val="clear"/>
+          </w:tcPr>
+          <w:p>
+            <w:r>
+              <w:rPr>
+                <w:b/>
+                <w:bCs/>
+              </w:rPr>
+              <w:t xml:space="preserve">Gap magnitude</w:t>
+            </w:r>
+          </w:p>
+        </w:tc>
+        <w:tc>
+          <w:tcPr>
+            <w:tcW w:type="dxa" w:w="5800"/>
+          </w:tcPr>
+          <w:p>
+            <w:r>
+              <w:t xml:space="preserve">0% (our FY28 PAT vs implied)</w:t>
+            </w:r>
+          </w:p>
+        </w:tc>
+      </w:tr>
+      <w:tr>
+        <w:tc>
+          <w:tcPr>
+            <w:tcW w:type="dxa" w:w="3200"/>
+            <w:shd w:fill="F2F2F2" w:val="clear"/>
+          </w:tcPr>
+          <w:p>
+            <w:r>
+              <w:rPr>
+                <w:b/>
+                <w:bCs/>
+              </w:rPr>
+              <w:t xml:space="preserve">Gap basis</w:t>
+            </w:r>
+          </w:p>
+        </w:tc>
+        <w:tc>
+          <w:tcPr>
+            <w:tcW w:type="dxa" w:w="5800"/>
+          </w:tcPr>
+          <w:p>
+            <w:r>
+              <w:t xml:space="preserve">our FY28 PAT path is roughly what a ~34x-trailing price already requires; the swing factor is whether the margin recovery lands, and management is guiding it rather than showing it</w:t>
+            </w:r>
+          </w:p>
+        </w:tc>
+      </w:tr>
+      <w:tr>
+        <w:tc>
+          <w:tcPr>
+            <w:tcW w:type="dxa" w:w="3200"/>
+            <w:shd w:fill="F2F2F2" w:val="clear"/>
+          </w:tcPr>
+          <w:p>
+            <w:r>
+              <w:rPr>
+                <w:b/>
+                <w:bCs/>
+              </w:rPr>
+              <w:t xml:space="preserve">Evidence quality</w:t>
+            </w:r>
+          </w:p>
+        </w:tc>
+        <w:tc>
+          <w:tcPr>
+            <w:tcW w:type="dxa" w:w="5800"/>
+          </w:tcPr>
+          <w:p>
+            <w:r>
+              <w:t xml:space="preserve">moderate</w:t>
+            </w:r>
+          </w:p>
+        </w:tc>
+      </w:tr>
+    </w:tbl>
+    <w:p>
+      <w:pPr>
+        <w:spacing w:after="120"/>
+      </w:pPr>
+      <w:r>
+        <w:rPr>
+          <w:i/>
+          <w:iCs/>
+          <w:color w:val="666666"/>
+          <w:sz w:val="16"/>
+          <w:szCs w:val="16"/>
+        </w:rPr>
+        <w:t xml:space="preserve">no broker consensus; implied path is a reverse-P/E estimate + screener.in forward figures + VP thread view</w:t>
+      </w:r>
+    </w:p>
+    <w:p>
+      <w:pPr>
+        <w:spacing w:after="120" w:before="120"/>
+      </w:pPr>
+      <w:r>
+        <w:rPr>
+          <w:b/>
+          <w:bCs/>
+          <w:sz w:val="20"/>
+          <w:szCs w:val="20"/>
+        </w:rPr>
+        <w:t xml:space="preserve">Catalyst: </w:t>
+      </w:r>
+      <w:r>
+        <w:rPr>
+          <w:sz w:val="20"/>
+          <w:szCs w:val="20"/>
+        </w:rPr>
+        <w:t xml:space="preserve">Q3-Q4 FY27 prints showing EBITDA margin recovering toward 19-20% with organic growth held above 20%</w:t>
+      </w:r>
+      <w:r>
+        <w:rPr>
+          <w:color w:val="666666"/>
+          <w:sz w:val="18"/>
+          <w:szCs w:val="18"/>
+        </w:rPr>
+        <w:t xml:space="preserve"> (window ~9M from 2026-09-08; undated; evidence med; pending)</w:t>
       </w:r>
     </w:p>
     <w:p>
@@ -314,15 +1802,727 @@
         <w:spacing w:after="120" w:before="280"/>
       </w:pPr>
       <w:r>
-        <w:t xml:space="preserve">BSE Corporate Actions / Other Red Flags</w:t>
-      </w:r>
-    </w:p>
-    <w:p>
-      <w:pPr>
-        <w:spacing w:after="120"/>
-      </w:pPr>
-      <w:r>
-        <w:t xml:space="preserve">Not checked.</w:t>
+        <w:t xml:space="preserve">Ishmohit-Lens Checks (value chain · earnings quality · growth trajectory · management · quality metrics · track record · global-signal check)</w:t>
+      </w:r>
+    </w:p>
+    <w:p>
+      <w:pPr>
+        <w:spacing w:after="120"/>
+      </w:pPr>
+      <w:r>
+        <w:rPr>
+          <w:i/>
+          <w:iCs/>
+          <w:color w:val="666666"/>
+          <w:sz w:val="18"/>
+          <w:szCs w:val="18"/>
+        </w:rPr>
+        <w:t xml:space="preserve">Extra checks drawn from @ishmohit1 / SOIC methodology (playbook/ishmohit-soic-style.md): where the company sits in its value chain and what the supply side is doing, whether a margin/PAT inflection is structural or a cyclical peak, the rate-of-change of growth vs. what the multiple demands, and management quality as a positive attribute.</w:t>
+      </w:r>
+    </w:p>
+    <w:p>
+      <w:pPr>
+        <w:spacing w:after="120"/>
+      </w:pPr>
+      <w:r>
+        <w:rPr>
+          <w:b/>
+          <w:bCs/>
+          <w:sz w:val="20"/>
+          <w:szCs w:val="20"/>
+        </w:rPr>
+        <w:t xml:space="preserve">Value chain &amp; supply side:</w:t>
+      </w:r>
+    </w:p>
+    <w:tbl>
+      <w:tblPr>
+        <w:tblW w:type="dxa" w:w="9000"/>
+        <w:tblBorders>
+          <w:top w:val="single" w:color="auto" w:sz="4"/>
+          <w:left w:val="single" w:color="auto" w:sz="4"/>
+          <w:bottom w:val="single" w:color="auto" w:sz="4"/>
+          <w:right w:val="single" w:color="auto" w:sz="4"/>
+          <w:insideH w:val="single" w:color="auto" w:sz="4"/>
+          <w:insideV w:val="single" w:color="auto" w:sz="4"/>
+        </w:tblBorders>
+      </w:tblPr>
+      <w:tblGrid>
+        <w:gridCol w:w="3200"/>
+        <w:gridCol w:w="5800"/>
+      </w:tblGrid>
+      <w:tr>
+        <w:tc>
+          <w:tcPr>
+            <w:tcW w:type="dxa" w:w="3200"/>
+            <w:shd w:fill="F2F2F2" w:val="clear"/>
+          </w:tcPr>
+          <w:p>
+            <w:r>
+              <w:rPr>
+                <w:b/>
+                <w:bCs/>
+              </w:rPr>
+              <w:t xml:space="preserve">Theme</w:t>
+            </w:r>
+          </w:p>
+        </w:tc>
+        <w:tc>
+          <w:tcPr>
+            <w:tcW w:type="dxa" w:w="5800"/>
+          </w:tcPr>
+          <w:p>
+            <w:r>
+              <w:t xml:space="preserve">life-sciences commercialization / medical-affairs / AI-services outsourcing</w:t>
+            </w:r>
+          </w:p>
+        </w:tc>
+      </w:tr>
+      <w:tr>
+        <w:tc>
+          <w:tcPr>
+            <w:tcW w:type="dxa" w:w="3200"/>
+            <w:shd w:fill="F2F2F2" w:val="clear"/>
+          </w:tcPr>
+          <w:p>
+            <w:r>
+              <w:rPr>
+                <w:b/>
+                <w:bCs/>
+              </w:rPr>
+              <w:t xml:space="preserve">This company's position</w:t>
+            </w:r>
+          </w:p>
+        </w:tc>
+        <w:tc>
+          <w:tcPr>
+            <w:tcW w:type="dxa" w:w="5800"/>
+          </w:tcPr>
+          <w:p>
+            <w:r>
+              <w:t xml:space="preserve">pharma-exclusive operating partner to top-20 biopharma - sits between pharma commercial/medical organisations and HCPs/patients, running content, omnichannel, med-comms, regulatory and analytics workflows</w:t>
+            </w:r>
+          </w:p>
+        </w:tc>
+      </w:tr>
+      <w:tr>
+        <w:tc>
+          <w:tcPr>
+            <w:tcW w:type="dxa" w:w="3200"/>
+            <w:shd w:fill="F2F2F2" w:val="clear"/>
+          </w:tcPr>
+          <w:p>
+            <w:r>
+              <w:rPr>
+                <w:b/>
+                <w:bCs/>
+              </w:rPr>
+              <w:t xml:space="preserve">Bottleneck node (pricing power)</w:t>
+            </w:r>
+          </w:p>
+        </w:tc>
+        <w:tc>
+          <w:tcPr>
+            <w:tcW w:type="dxa" w:w="5800"/>
+          </w:tcPr>
+          <w:p>
+            <w:r>
+              <w:t xml:space="preserve">domain-expert talent + proprietary AI capability build</w:t>
+            </w:r>
+          </w:p>
+        </w:tc>
+      </w:tr>
+      <w:tr>
+        <w:tc>
+          <w:tcPr>
+            <w:tcW w:type="dxa" w:w="3200"/>
+            <w:shd w:fill="F2F2F2" w:val="clear"/>
+          </w:tcPr>
+          <w:p>
+            <w:r>
+              <w:rPr>
+                <w:b/>
+                <w:bCs/>
+              </w:rPr>
+              <w:t xml:space="preserve">Supply-side status</w:t>
+            </w:r>
+          </w:p>
+        </w:tc>
+        <w:tc>
+          <w:tcPr>
+            <w:tcW w:type="dxa" w:w="5800"/>
+          </w:tcPr>
+          <w:p>
+            <w:r>
+              <w:t xml:space="preserve">balanced</w:t>
+            </w:r>
+          </w:p>
+        </w:tc>
+      </w:tr>
+      <w:tr>
+        <w:tc>
+          <w:tcPr>
+            <w:tcW w:type="dxa" w:w="3200"/>
+            <w:shd w:fill="F2F2F2" w:val="clear"/>
+          </w:tcPr>
+          <w:p>
+            <w:r>
+              <w:rPr>
+                <w:b/>
+                <w:bCs/>
+              </w:rPr>
+              <w:t xml:space="preserve">Adjacent-node peers</w:t>
+            </w:r>
+          </w:p>
+        </w:tc>
+        <w:tc>
+          <w:tcPr>
+            <w:tcW w:type="dxa" w:w="5800"/>
+          </w:tcPr>
+          <w:p>
+            <w:r>
+              <w:t xml:space="preserve">IQVIA, Accenture Life Sciences / Song, EPAM (life sciences), Cognizant / Fishawack-Avalere (unlisted)</w:t>
+            </w:r>
+          </w:p>
+        </w:tc>
+      </w:tr>
+    </w:tbl>
+    <w:p>
+      <w:pPr>
+        <w:spacing w:after="120"/>
+      </w:pPr>
+      <w:r>
+        <w:rPr>
+          <w:color w:val="666666"/>
+          <w:sz w:val="18"/>
+          <w:szCs w:val="18"/>
+        </w:rPr>
+        <w:t xml:space="preserve">Niche moat from pharma-exclusive domain depth, regulatory familiarity and outcome-based contracts; the capital-cycle read is neutral (supply of both boutiques and large consultancies is roughly balanced). Principal structural risk is GenAI compressing content/med-comms volumes and pricing faster than Indegene can migrate to higher-value analytics/advisory work.</w:t>
+      </w:r>
+    </w:p>
+    <w:p>
+      <w:pPr>
+        <w:spacing w:after="60" w:before="120"/>
+      </w:pPr>
+      <w:r>
+        <w:rPr>
+          <w:b/>
+          <w:bCs/>
+          <w:sz w:val="20"/>
+          <w:szCs w:val="20"/>
+        </w:rPr>
+        <w:t xml:space="preserve">Earnings quality: </w:t>
+      </w:r>
+      <w:r>
+        <w:rPr>
+          <w:sz w:val="20"/>
+          <w:szCs w:val="20"/>
+        </w:rPr>
+        <w:t xml:space="preserve">margin driver mixed</w:t>
+      </w:r>
+      <w:r>
+        <w:rPr>
+          <w:b/>
+          <w:bCs/>
+          <w:color w:val="A32020"/>
+          <w:sz w:val="20"/>
+          <w:szCs w:val="20"/>
+        </w:rPr>
+        <w:t xml:space="preserve"/>
+      </w:r>
+    </w:p>
+    <w:p>
+      <w:pPr>
+        <w:spacing w:after="120"/>
+      </w:pPr>
+      <w:r>
+        <w:rPr>
+          <w:color w:val="666666"/>
+          <w:sz w:val="18"/>
+          <w:szCs w:val="18"/>
+        </w:rPr>
+        <w:t xml:space="preserve">Drivers: utilisation and offshore/onshore mix; wage inflation and growth-investment spend; BioPharm integration dilution (near-term); AI efficiency (potential future tailwind, pricing risk offset).</w:t>
+      </w:r>
+    </w:p>
+    <w:p>
+      <w:pPr>
+        <w:spacing w:after="120"/>
+      </w:pPr>
+      <w:r>
+        <w:rPr>
+          <w:color w:val="666666"/>
+          <w:sz w:val="18"/>
+          <w:szCs w:val="18"/>
+        </w:rPr>
+        <w:t xml:space="preserve">Current ~18% operating margin is BELOW the ~20% FY24 level, not above it - the risk here is that margin fails to recover, not that it is unsustainably high. Normalised operating margin ~19-20% if the guidance lands.</w:t>
+      </w:r>
+    </w:p>
+    <w:p>
+      <w:pPr>
+        <w:spacing w:after="60" w:before="120"/>
+      </w:pPr>
+      <w:r>
+        <w:rPr>
+          <w:b/>
+          <w:bCs/>
+          <w:sz w:val="20"/>
+          <w:szCs w:val="20"/>
+        </w:rPr>
+        <w:t xml:space="preserve">Growth trajectory: </w:t>
+      </w:r>
+      <w:r>
+        <w:rPr>
+          <w:b w:val="false"/>
+          <w:bCs w:val="false"/>
+          <w:sz w:val="20"/>
+          <w:szCs w:val="20"/>
+        </w:rPr>
+        <w:t xml:space="preserve">YoY growth rate is accelerating</w:t>
+      </w:r>
+    </w:p>
+    <w:p>
+      <w:pPr>
+        <w:spacing w:after="120"/>
+      </w:pPr>
+      <w:r>
+        <w:rPr>
+          <w:color w:val="666666"/>
+          <w:sz w:val="18"/>
+          <w:szCs w:val="18"/>
+        </w:rPr>
+        <w:t xml:space="preserve">Revenue YoY: FY24 +12.3%, FY25 +9.6%, FY26 +23.6%, Q1 FY27 +39.7% (of which ~25-28% organic, rest BioPharm). PAT YoY: FY24 +27%, FY25 +21%, FY26 -1.5%, Q1 FY27 ~flat. So the top line has re-accelerated but earnings growth has stalled on margin compression.</w:t>
+      </w:r>
+    </w:p>
+    <w:p>
+      <w:pPr>
+        <w:spacing w:after="120"/>
+      </w:pPr>
+      <w:r>
+        <w:rPr>
+          <w:color w:val="666666"/>
+          <w:sz w:val="18"/>
+          <w:szCs w:val="18"/>
+        </w:rPr>
+        <w:t xml:space="preserve">Reverse P/E: ~34x trailing needs ~20-25% EPS CAGR FY26-28; the revenue rate-of-change supports it but only if margin recovers as guided - the multiple already assumes that, so there is little cushion.</w:t>
+      </w:r>
+    </w:p>
+    <w:p>
+      <w:pPr>
+        <w:spacing w:after="120"/>
+      </w:pPr>
+      <w:r>
+        <w:rPr>
+          <w:b/>
+          <w:bCs/>
+          <w:sz w:val="20"/>
+          <w:szCs w:val="20"/>
+        </w:rPr>
+        <w:t xml:space="preserve">Management quality (TVGP's "P"):</w:t>
+      </w:r>
+    </w:p>
+    <w:tbl>
+      <w:tblPr>
+        <w:tblW w:type="dxa" w:w="9000"/>
+        <w:tblBorders>
+          <w:top w:val="single" w:color="auto" w:sz="4"/>
+          <w:left w:val="single" w:color="auto" w:sz="4"/>
+          <w:bottom w:val="single" w:color="auto" w:sz="4"/>
+          <w:right w:val="single" w:color="auto" w:sz="4"/>
+          <w:insideH w:val="single" w:color="auto" w:sz="4"/>
+          <w:insideV w:val="single" w:color="auto" w:sz="4"/>
+        </w:tblBorders>
+      </w:tblPr>
+      <w:tblGrid>
+        <w:gridCol w:w="3200"/>
+        <w:gridCol w:w="5800"/>
+      </w:tblGrid>
+      <w:tr>
+        <w:tc>
+          <w:tcPr>
+            <w:tcW w:type="dxa" w:w="3200"/>
+            <w:shd w:fill="F2F2F2" w:val="clear"/>
+          </w:tcPr>
+          <w:p>
+            <w:r>
+              <w:rPr>
+                <w:b/>
+                <w:bCs/>
+              </w:rPr>
+              <w:t xml:space="preserve">Assessment</w:t>
+            </w:r>
+          </w:p>
+        </w:tc>
+        <w:tc>
+          <w:tcPr>
+            <w:tcW w:type="dxa" w:w="5800"/>
+          </w:tcPr>
+          <w:p>
+            <w:r>
+              <w:t xml:space="preserve">positive</w:t>
+            </w:r>
+          </w:p>
+        </w:tc>
+      </w:tr>
+      <w:tr>
+        <w:tc>
+          <w:tcPr>
+            <w:tcW w:type="dxa" w:w="3200"/>
+            <w:shd w:fill="F2F2F2" w:val="clear"/>
+          </w:tcPr>
+          <w:p>
+            <w:r>
+              <w:rPr>
+                <w:b/>
+                <w:bCs/>
+              </w:rPr>
+              <w:t xml:space="preserve">Capital allocation</w:t>
+            </w:r>
+          </w:p>
+        </w:tc>
+        <w:tc>
+          <w:tcPr>
+            <w:tcW w:type="dxa" w:w="5800"/>
+          </w:tcPr>
+          <w:p>
+            <w:r>
+              <w:t xml:space="preserve">Same-domain BioPharm bolt-on (Rs 876 Cr, Oct 2025) funded from internal cash; balance sheet stayed net-cash. Reinvestment historically at ~18-20% ROCE. Maiden dividend Rs 2.25/share FY26. No unrelated diversification. Growing net cash pile with allocation intent not yet articulated. (disciplined)</w:t>
+            </w:r>
+          </w:p>
+        </w:tc>
+      </w:tr>
+      <w:tr>
+        <w:tc>
+          <w:tcPr>
+            <w:tcW w:type="dxa" w:w="3200"/>
+            <w:shd w:fill="F2F2F2" w:val="clear"/>
+          </w:tcPr>
+          <w:p>
+            <w:r>
+              <w:rPr>
+                <w:b/>
+                <w:bCs/>
+              </w:rPr>
+              <w:t xml:space="preserve">Related-party trend</w:t>
+            </w:r>
+          </w:p>
+        </w:tc>
+        <w:tc>
+          <w:tcPr>
+            <w:tcW w:type="dxa" w:w="5800"/>
+          </w:tcPr>
+          <w:p>
+            <w:r>
+              <w:t xml:space="preserve">clean</w:t>
+            </w:r>
+          </w:p>
+        </w:tc>
+      </w:tr>
+      <w:tr>
+        <w:tc>
+          <w:tcPr>
+            <w:tcW w:type="dxa" w:w="3200"/>
+            <w:shd w:fill="F2F2F2" w:val="clear"/>
+          </w:tcPr>
+          <w:p>
+            <w:r>
+              <w:rPr>
+                <w:b/>
+                <w:bCs/>
+              </w:rPr>
+              <w:t xml:space="preserve">Guidance credibility</w:t>
+            </w:r>
+          </w:p>
+        </w:tc>
+        <w:tc>
+          <w:tcPr>
+            <w:tcW w:type="dxa" w:w="5800"/>
+          </w:tcPr>
+          <w:p>
+            <w:r>
+              <w:t xml:space="preserve">mixed</w:t>
+            </w:r>
+          </w:p>
+        </w:tc>
+      </w:tr>
+      <w:tr>
+        <w:tc>
+          <w:tcPr>
+            <w:tcW w:type="dxa" w:w="3200"/>
+            <w:shd w:fill="F2F2F2" w:val="clear"/>
+          </w:tcPr>
+          <w:p>
+            <w:r>
+              <w:rPr>
+                <w:b/>
+                <w:bCs/>
+              </w:rPr>
+              <w:t xml:space="preserve">Shareholder returns</w:t>
+            </w:r>
+          </w:p>
+        </w:tc>
+        <w:tc>
+          <w:tcPr>
+            <w:tcW w:type="dxa" w:w="5800"/>
+          </w:tcPr>
+          <w:p>
+            <w:r>
+              <w:t xml:space="preserve">initiated</w:t>
+            </w:r>
+          </w:p>
+        </w:tc>
+      </w:tr>
+      <w:tr>
+        <w:tc>
+          <w:tcPr>
+            <w:tcW w:type="dxa" w:w="3200"/>
+            <w:shd w:fill="F2F2F2" w:val="clear"/>
+          </w:tcPr>
+          <w:p>
+            <w:r>
+              <w:rPr>
+                <w:b/>
+                <w:bCs/>
+              </w:rPr>
+              <w:t xml:space="preserve">Capability ladder / VAP</w:t>
+            </w:r>
+          </w:p>
+        </w:tc>
+        <w:tc>
+          <w:tcPr>
+            <w:tcW w:type="dxa" w:w="5800"/>
+          </w:tcPr>
+          <w:p>
+            <w:r>
+              <w:t xml:space="preserve">Explicit 'AI-embedded, domain-deep' repositioning - moving from content/operations toward analytics, advisory and outcome-based commercial models; $500M+ then multi-billion revenue roadmap.</w:t>
+            </w:r>
+          </w:p>
+        </w:tc>
+      </w:tr>
+    </w:tbl>
+    <w:p>
+      <w:pPr>
+        <w:spacing w:after="120"/>
+      </w:pPr>
+      <w:r>
+        <w:rPr>
+          <w:b/>
+          <w:bCs/>
+          <w:sz w:val="20"/>
+          <w:szCs w:val="20"/>
+        </w:rPr>
+        <w:t xml:space="preserve">Quality metrics (ROCE · debt · FCF · margin · capex):</w:t>
+      </w:r>
+    </w:p>
+    <w:tbl>
+      <w:tblPr>
+        <w:tblW w:type="dxa" w:w="9000"/>
+        <w:tblBorders>
+          <w:top w:val="single" w:color="auto" w:sz="4"/>
+          <w:left w:val="single" w:color="auto" w:sz="4"/>
+          <w:bottom w:val="single" w:color="auto" w:sz="4"/>
+          <w:right w:val="single" w:color="auto" w:sz="4"/>
+          <w:insideH w:val="single" w:color="auto" w:sz="4"/>
+          <w:insideV w:val="single" w:color="auto" w:sz="4"/>
+        </w:tblBorders>
+      </w:tblPr>
+      <w:tblGrid>
+        <w:gridCol w:w="3200"/>
+        <w:gridCol w:w="5800"/>
+      </w:tblGrid>
+      <w:tr>
+        <w:tc>
+          <w:tcPr>
+            <w:tcW w:type="dxa" w:w="3200"/>
+            <w:shd w:fill="F2F2F2" w:val="clear"/>
+          </w:tcPr>
+          <w:p>
+            <w:r>
+              <w:rPr>
+                <w:b/>
+                <w:bCs/>
+              </w:rPr>
+              <w:t xml:space="preserve">Assessment</w:t>
+            </w:r>
+          </w:p>
+        </w:tc>
+        <w:tc>
+          <w:tcPr>
+            <w:tcW w:type="dxa" w:w="5800"/>
+          </w:tcPr>
+          <w:p>
+            <w:r>
+              <w:t xml:space="preserve">positive</w:t>
+            </w:r>
+          </w:p>
+        </w:tc>
+      </w:tr>
+      <w:tr>
+        <w:tc>
+          <w:tcPr>
+            <w:tcW w:type="dxa" w:w="3200"/>
+            <w:shd w:fill="F2F2F2" w:val="clear"/>
+          </w:tcPr>
+          <w:p>
+            <w:r>
+              <w:rPr>
+                <w:b/>
+                <w:bCs/>
+              </w:rPr>
+              <w:t xml:space="preserve">ROCE</w:t>
+            </w:r>
+          </w:p>
+        </w:tc>
+        <w:tc>
+          <w:tcPr>
+            <w:tcW w:type="dxa" w:w="5800"/>
+          </w:tcPr>
+          <w:p>
+            <w:r>
+              <w:t xml:space="preserve">18% (stable)</w:t>
+            </w:r>
+          </w:p>
+        </w:tc>
+      </w:tr>
+      <w:tr>
+        <w:tc>
+          <w:tcPr>
+            <w:tcW w:type="dxa" w:w="3200"/>
+            <w:shd w:fill="F2F2F2" w:val="clear"/>
+          </w:tcPr>
+          <w:p>
+            <w:r>
+              <w:rPr>
+                <w:b/>
+                <w:bCs/>
+              </w:rPr>
+              <w:t xml:space="preserve">Leverage</w:t>
+            </w:r>
+          </w:p>
+        </w:tc>
+        <w:tc>
+          <w:tcPr>
+            <w:tcW w:type="dxa" w:w="5800"/>
+          </w:tcPr>
+          <w:p>
+            <w:r>
+              <w:t xml:space="preserve">Net debt/EBITDA -1x</w:t>
+            </w:r>
+          </w:p>
+        </w:tc>
+      </w:tr>
+      <w:tr>
+        <w:tc>
+          <w:tcPr>
+            <w:tcW w:type="dxa" w:w="3200"/>
+            <w:shd w:fill="F2F2F2" w:val="clear"/>
+          </w:tcPr>
+          <w:p>
+            <w:r>
+              <w:rPr>
+                <w:b/>
+                <w:bCs/>
+              </w:rPr>
+              <w:t xml:space="preserve">FCF conversion</w:t>
+            </w:r>
+          </w:p>
+        </w:tc>
+        <w:tc>
+          <w:tcPr>
+            <w:tcW w:type="dxa" w:w="5800"/>
+          </w:tcPr>
+          <w:p>
+            <w:r>
+              <w:t xml:space="preserve">90%</w:t>
+            </w:r>
+          </w:p>
+        </w:tc>
+      </w:tr>
+      <w:tr>
+        <w:tc>
+          <w:tcPr>
+            <w:tcW w:type="dxa" w:w="3200"/>
+            <w:shd w:fill="F2F2F2" w:val="clear"/>
+          </w:tcPr>
+          <w:p>
+            <w:r>
+              <w:rPr>
+                <w:b/>
+                <w:bCs/>
+              </w:rPr>
+              <w:t xml:space="preserve">Margin trend</w:t>
+            </w:r>
+          </w:p>
+        </w:tc>
+        <w:tc>
+          <w:tcPr>
+            <w:tcW w:type="dxa" w:w="5800"/>
+          </w:tcPr>
+          <w:p>
+            <w:r>
+              <w:t xml:space="preserve">contracting</w:t>
+            </w:r>
+          </w:p>
+        </w:tc>
+      </w:tr>
+      <w:tr>
+        <w:tc>
+          <w:tcPr>
+            <w:tcW w:type="dxa" w:w="3200"/>
+            <w:shd w:fill="F2F2F2" w:val="clear"/>
+          </w:tcPr>
+          <w:p>
+            <w:r>
+              <w:rPr>
+                <w:b/>
+                <w:bCs/>
+              </w:rPr>
+              <w:t xml:space="preserve">Capex efficiency</w:t>
+            </w:r>
+          </w:p>
+        </w:tc>
+        <w:tc>
+          <w:tcPr>
+            <w:tcW w:type="dxa" w:w="5800"/>
+          </w:tcPr>
+          <w:p>
+            <w:r>
+              <w:t xml:space="preserve">productive</w:t>
+            </w:r>
+          </w:p>
+        </w:tc>
+      </w:tr>
+    </w:tbl>
+    <w:p>
+      <w:pPr>
+        <w:spacing w:after="60" w:before="120"/>
+      </w:pPr>
+      <w:r>
+        <w:rPr>
+          <w:b/>
+          <w:bCs/>
+          <w:sz w:val="20"/>
+          <w:szCs w:val="20"/>
+        </w:rPr>
+        <w:t xml:space="preserve">Track record (Coffee Can persistence check): </w:t>
+      </w:r>
+      <w:r>
+        <w:rPr>
+          <w:sz w:val="20"/>
+          <w:szCs w:val="20"/>
+        </w:rPr>
+        <w:t xml:space="preserve">cleared revenue growth ≥10% AND ROCE ≥15% in 3 of the last 4 years (consistency_score 75)</w:t>
+      </w:r>
+    </w:p>
+    <w:p>
+      <w:pPr>
+        <w:spacing w:after="120"/>
+      </w:pPr>
+      <w:r>
+        <w:rPr>
+          <w:color w:val="666666"/>
+          <w:sz w:val="18"/>
+          <w:szCs w:val="18"/>
+        </w:rPr>
+        <w:t xml:space="preserve">FY23-FY26 verifiable from the same filings. FY23 (+33% revenue), FY24 (+12.3%) and FY26 (+23.6%) each combined &gt;=10% revenue growth with ROCE ~18-20% -&gt; pass. FY25 revenue grew only ~9.6% (ROCE fine) -&gt; misses the 10% bar. 3 of 4 years cleared both hurdles.</w:t>
       </w:r>
     </w:p>
     <w:p>
@@ -331,46 +2531,15 @@
         <w:spacing w:after="120" w:before="280"/>
       </w:pPr>
       <w:r>
-        <w:t xml:space="preserve">Bull Case</w:t>
-      </w:r>
-    </w:p>
-    <w:p>
-      <w:pPr>
-        <w:pStyle w:val="ListParagraph"/>
-        <w:numPr>
-          <w:ilvl w:val="0"/>
-          <w:numId w:val="1"/>
-        </w:numPr>
-        <w:spacing w:after="60"/>
-      </w:pPr>
-      <w:r>
-        <w:t xml:space="preserve">Revenue CAGR of 34.59% is exceptional for a services business, well ahead of typical IT-services peers</w:t>
-      </w:r>
-    </w:p>
-    <w:p>
-      <w:pPr>
-        <w:pStyle w:val="ListParagraph"/>
-        <w:numPr>
-          <w:ilvl w:val="0"/>
-          <w:numId w:val="1"/>
-        </w:numPr>
-        <w:spacing w:after="60"/>
-      </w:pPr>
-      <w:r>
-        <w:t xml:space="preserve">Niche, defensible positioning as a pharma-exclusive commercialization/digital-services specialist rather than a generalist IT vendor</w:t>
-      </w:r>
-    </w:p>
-    <w:p>
-      <w:pPr>
-        <w:pStyle w:val="ListParagraph"/>
-        <w:numPr>
-          <w:ilvl w:val="0"/>
-          <w:numId w:val="1"/>
-        </w:numPr>
-        <w:spacing w:after="60"/>
-      </w:pPr>
-      <w:r>
-        <w:t xml:space="preserve">Debt-free with healthy ROCE/ROE</w:t>
+        <w:t xml:space="preserve">Technical Read (Weekly / Monthly MACD + Bollinger Bands, or RSI/CCI/Williams %R proxy)</w:t>
+      </w:r>
+    </w:p>
+    <w:p>
+      <w:pPr>
+        <w:spacing w:after="120"/>
+      </w:pPr>
+      <w:r>
+        <w:t xml:space="preserve">Not independently pulled; the stock has traded a Rs 414-597 band over the year and sits near the top of it after the Q1 FY27 print.</w:t>
       </w:r>
     </w:p>
     <w:p>
@@ -379,46 +2548,36 @@
         <w:spacing w:after="120" w:before="280"/>
       </w:pPr>
       <w:r>
-        <w:t xml:space="preserve">Bear Case / Key Risks</w:t>
-      </w:r>
-    </w:p>
-    <w:p>
-      <w:pPr>
-        <w:pStyle w:val="ListParagraph"/>
-        <w:numPr>
-          <w:ilvl w:val="0"/>
-          <w:numId w:val="1"/>
-        </w:numPr>
-        <w:spacing w:after="60"/>
-      </w:pPr>
-      <w:r>
-        <w:t xml:space="preserve">No ValuePickr thread exists, so there is no independent community scrutiny of growth sustainability, client concentration, or competitive dynamics - a meaningful information gap for a name this size</w:t>
-      </w:r>
-    </w:p>
-    <w:p>
-      <w:pPr>
-        <w:pStyle w:val="ListParagraph"/>
-        <w:numPr>
-          <w:ilvl w:val="0"/>
-          <w:numId w:val="1"/>
-        </w:numPr>
-        <w:spacing w:after="60"/>
-      </w:pPr>
-      <w:r>
-        <w:t xml:space="preserve">Already a Rs 13,679 Cr company - a 10x from here requires a genuinely large market opportunity, unverified without deeper independent research</w:t>
-      </w:r>
-    </w:p>
-    <w:p>
-      <w:pPr>
-        <w:pStyle w:val="ListParagraph"/>
-        <w:numPr>
-          <w:ilvl w:val="0"/>
-          <w:numId w:val="1"/>
-        </w:numPr>
-        <w:spacing w:after="60"/>
-      </w:pPr>
-      <w:r>
-        <w:t xml:space="preserve">Pharma-services-specific risk (client budget cycles, big-pharma consolidation) not discussed anywhere in available community sources</w:t>
+        <w:t xml:space="preserve">ValuePickr Community Signal</w:t>
+      </w:r>
+    </w:p>
+    <w:p>
+      <w:pPr>
+        <w:spacing w:after="120"/>
+      </w:pPr>
+      <w:r>
+        <w:t xml:space="preserve">No dedicated ValuePickr thread; only passing mentions in portfolio threads. The trusted-thread signal came from a portfolio-thread mention (joinjp2003, 'high' strength) rather than sustained forum scrutiny - so growth-durability, client-concentration and AI-disruption risks are not community-stress-tested.</w:t>
+      </w:r>
+    </w:p>
+    <w:p>
+      <w:pPr>
+        <w:spacing w:after="120"/>
+      </w:pPr>
+      <w:r>
+        <w:rPr>
+          <w:b/>
+          <w:bCs/>
+          <w:sz w:val="20"/>
+          <w:szCs w:val="20"/>
+        </w:rPr>
+        <w:t xml:space="preserve">High-conviction call from a top contributor: </w:t>
+      </w:r>
+      <w:r>
+        <w:rPr>
+          <w:sz w:val="20"/>
+          <w:szCs w:val="20"/>
+        </w:rPr>
+        <w:t xml:space="preserve">No company-specific ValuePickr thread exists to corroborate the fundamentals or surface risks; conviction here is fundamentals-and-filings-only.</w:t>
       </w:r>
     </w:p>
     <w:p>
@@ -427,6 +2586,171 @@
         <w:spacing w:after="120" w:before="280"/>
       </w:pPr>
       <w:r>
+        <w:t xml:space="preserve">BSE Corporate Actions / Other Red Flags</w:t>
+      </w:r>
+    </w:p>
+    <w:p>
+      <w:pPr>
+        <w:spacing w:after="120"/>
+      </w:pPr>
+      <w:r>
+        <w:t xml:space="preserve">FY26 results filed (revenue Rs 3,510 Cr, PAT Rs 401 Cr, Rs 2.25/share dividend). BioPharm acquisition completed Oct 2025 for up to Rs 876 Cr. A US TCPA class-action settlement with maximum exposure ~USD 4.72 mn (~Rs 40 Cr) is pending court approval, final hearing Jan 2027 - immaterial to the thesis. No governance red flags found; no promoter classified.</w:t>
+      </w:r>
+    </w:p>
+    <w:p>
+      <w:pPr>
+        <w:pStyle w:val="Heading1"/>
+        <w:spacing w:after="120" w:before="280"/>
+      </w:pPr>
+      <w:r>
+        <w:t xml:space="preserve">Bull Case</w:t>
+      </w:r>
+    </w:p>
+    <w:p>
+      <w:pPr>
+        <w:pStyle w:val="ListParagraph"/>
+        <w:numPr>
+          <w:ilvl w:val="0"/>
+          <w:numId w:val="1"/>
+        </w:numPr>
+        <w:spacing w:after="60"/>
+      </w:pPr>
+      <w:r>
+        <w:t xml:space="preserve">Pharma-exclusive domain depth: all top-20 biopharma as clients, 91 active relationships (up from 44 in FY21), 105 $250k+ clients (+50% YoY), increasingly on outcome-based contracts - sticky, workflow-embedded revenue</w:t>
+      </w:r>
+    </w:p>
+    <w:p>
+      <w:pPr>
+        <w:pStyle w:val="ListParagraph"/>
+        <w:numPr>
+          <w:ilvl w:val="0"/>
+          <w:numId w:val="1"/>
+        </w:numPr>
+        <w:spacing w:after="60"/>
+      </w:pPr>
+      <w:r>
+        <w:t xml:space="preserve">Genuinely asset-light and cash-generative: net cash, ~100% FCF conversion, ~18-19% ROCE, dividend initiated</w:t>
+      </w:r>
+    </w:p>
+    <w:p>
+      <w:pPr>
+        <w:pStyle w:val="ListParagraph"/>
+        <w:numPr>
+          <w:ilvl w:val="0"/>
+          <w:numId w:val="1"/>
+        </w:numPr>
+        <w:spacing w:after="60"/>
+      </w:pPr>
+      <w:r>
+        <w:t xml:space="preserve">Organic revenue still compounding ~25-28% with a structural tailwind (pharma outsourcing of commercial/medical operations + GenAI adoption in life sciences)</w:t>
+      </w:r>
+    </w:p>
+    <w:p>
+      <w:pPr>
+        <w:pStyle w:val="ListParagraph"/>
+        <w:numPr>
+          <w:ilvl w:val="0"/>
+          <w:numId w:val="1"/>
+        </w:numPr>
+        <w:spacing w:after="60"/>
+      </w:pPr>
+      <w:r>
+        <w:t xml:space="preserve">BioPharm bolt-on adds commercial-operations scale in the same domain; management has a credible path to $500M+ then multi-billion revenue</w:t>
+      </w:r>
+    </w:p>
+    <w:p>
+      <w:pPr>
+        <w:pStyle w:val="ListParagraph"/>
+        <w:numPr>
+          <w:ilvl w:val="0"/>
+          <w:numId w:val="1"/>
+        </w:numPr>
+        <w:spacing w:after="60"/>
+      </w:pPr>
+      <w:r>
+        <w:t xml:space="preserve">Margin has room to recover - current ~18% is below the ~20% FY24 level, and management guides 19-20% EBITDA exiting Q4 FY27</w:t>
+      </w:r>
+    </w:p>
+    <w:p>
+      <w:pPr>
+        <w:pStyle w:val="Heading1"/>
+        <w:spacing w:after="120" w:before="280"/>
+      </w:pPr>
+      <w:r>
+        <w:t xml:space="preserve">Bear Case / Key Risks</w:t>
+      </w:r>
+    </w:p>
+    <w:p>
+      <w:pPr>
+        <w:pStyle w:val="ListParagraph"/>
+        <w:numPr>
+          <w:ilvl w:val="0"/>
+          <w:numId w:val="1"/>
+        </w:numPr>
+        <w:spacing w:after="60"/>
+      </w:pPr>
+      <w:r>
+        <w:t xml:space="preserve">At ~Rs 14,000 Cr a 10x-in-2-3-years would require becoming a Rs 140,000 Cr company - larger than any Indian IT-services firm bar the top two - so the outsized-return thesis is size-blocked, not merely unconfirmed</w:t>
+      </w:r>
+    </w:p>
+    <w:p>
+      <w:pPr>
+        <w:pStyle w:val="ListParagraph"/>
+        <w:numPr>
+          <w:ilvl w:val="0"/>
+          <w:numId w:val="1"/>
+        </w:numPr>
+        <w:spacing w:after="60"/>
+      </w:pPr>
+      <w:r>
+        <w:t xml:space="preserve">PAT is flat (FY26 -1.5%, Q1 FY27 flat) despite 20-40% revenue growth - margin compression is eating the growth, and margin recovery is guided, not delivered</w:t>
+      </w:r>
+    </w:p>
+    <w:p>
+      <w:pPr>
+        <w:pStyle w:val="ListParagraph"/>
+        <w:numPr>
+          <w:ilvl w:val="0"/>
+          <w:numId w:val="1"/>
+        </w:numPr>
+        <w:spacing w:after="60"/>
+      </w:pPr>
+      <w:r>
+        <w:t xml:space="preserve">GenAI is a genuine two-way risk: it can automate content / med-comms volumes faster than Indegene moves up to higher-value analytics and advisory</w:t>
+      </w:r>
+    </w:p>
+    <w:p>
+      <w:pPr>
+        <w:pStyle w:val="ListParagraph"/>
+        <w:numPr>
+          <w:ilvl w:val="0"/>
+          <w:numId w:val="1"/>
+        </w:numPr>
+        <w:spacing w:after="60"/>
+      </w:pPr>
+      <w:r>
+        <w:t xml:space="preserve">~34x trailing earnings already prices in the margin recovery and sustained growth; little valuation cushion</w:t>
+      </w:r>
+    </w:p>
+    <w:p>
+      <w:pPr>
+        <w:pStyle w:val="ListParagraph"/>
+        <w:numPr>
+          <w:ilvl w:val="0"/>
+          <w:numId w:val="1"/>
+        </w:numPr>
+        <w:spacing w:after="60"/>
+      </w:pPr>
+      <w:r>
+        <w:t xml:space="preserve">No ValuePickr thread and no promoter skin-in-the-game - thesis is un-stress-tested by the community</w:t>
+      </w:r>
+    </w:p>
+    <w:p>
+      <w:pPr>
+        <w:pStyle w:val="Heading1"/>
+        <w:spacing w:after="120" w:before="280"/>
+      </w:pPr>
+      <w:r>
         <w:t xml:space="preserve">Market-Cap Tier (informational — not a gate in this project)</w:t>
       </w:r>
     </w:p>
@@ -439,7 +2763,7 @@
           <w:b/>
           <w:bCs/>
         </w:rPr>
-        <w:t xml:space="preserve">Mid-cap (~Rs 13,679 Cr)</w:t>
+        <w:t xml:space="preserve">Mid-cap (~Rs 14,000 Cr)</w:t>
       </w:r>
     </w:p>
     <w:p>
@@ -462,7 +2786,35 @@
           <w:sz w:val="24"/>
           <w:szCs w:val="24"/>
         </w:rPr>
-        <w:t xml:space="preserve">10x-in-2-3-years</w:t>
+        <w:t xml:space="preserve">neither</w:t>
+      </w:r>
+    </w:p>
+    <w:p>
+      <w:pPr>
+        <w:spacing w:after="120"/>
+      </w:pPr>
+      <w:r>
+        <w:rPr>
+          <w:color w:val="666666"/>
+          <w:sz w:val="20"/>
+          <w:szCs w:val="20"/>
+        </w:rPr>
+        <w:t xml:space="preserve">4-box gate — tailwind: yes · TAM: weak · moat: weak · valuation: weak  (score 2.5 / 4)</w:t>
+      </w:r>
+    </w:p>
+    <w:p>
+      <w:pPr>
+        <w:spacing w:after="120"/>
+      </w:pPr>
+      <w:r>
+        <w:rPr>
+          <w:i/>
+          <w:iCs/>
+          <w:color w:val="666666"/>
+          <w:sz w:val="20"/>
+          <w:szCs w:val="20"/>
+        </w:rPr>
+        <w:t xml:space="preserve">tailwind yes - pharma outsourcing of commercial/medical operations + GenAI adoption in life sciences is a real multi-year driver. tam weak - the end-market is large but a 10x from Rs 14,000 Cr needs ~$3-4B revenue, a decade-plus outcome not 2-3 years. moat weak - genuine domain depth and switching costs, but GenAI disruption risk to core content/med-comms revenue. valuation weak - ~34x trailing on flat EPS, margin recovery already priced. Score 2.5; no written exception invoked because the size math blocks a 2-3 year 10x (Nesco logic) -&gt; thesis_fit 'neither', a quality-not-magnitude call, not a red-flag exclusion.</w:t>
       </w:r>
     </w:p>
     <w:p>
@@ -485,33 +2837,59 @@
           <w:sz w:val="24"/>
           <w:szCs w:val="24"/>
         </w:rPr>
-        <w:t xml:space="preserve">Genuinely strong fundamentals on paper, but the absence of any ValuePickr thread means this is fundamentals-only conviction, not community-corroborated</w:t>
-      </w:r>
-    </w:p>
-    <w:p>
-      <w:pPr>
-        <w:pStyle w:val="ListParagraph"/>
-        <w:numPr>
-          <w:ilvl w:val="0"/>
-          <w:numId w:val="1"/>
-        </w:numPr>
-        <w:spacing w:after="60"/>
-      </w:pPr>
-      <w:r>
-        <w:t xml:space="preserve">The growth and capital-efficiency numbers alone clear this screen's quality bar comfortably</w:t>
-      </w:r>
-    </w:p>
-    <w:p>
-      <w:pPr>
-        <w:pStyle w:val="ListParagraph"/>
-        <w:numPr>
-          <w:ilvl w:val="0"/>
-          <w:numId w:val="1"/>
-        </w:numPr>
-        <w:spacing w:after="60"/>
-      </w:pPr>
-      <w:r>
-        <w:t xml:space="preserve">But without any forum discussion to stress-test the thesis, conviction should stay moderate until either a thread emerges or independent research is done</w:t>
+        <w:t xml:space="preserve">A high-quality, debt-free, cash-generative pharma-services compounder - but a Rs 14,000 Cr mid-cap with flat PAT and an AI overhang is a Medium-conviction quality hold, not a 2-3 year 10x</w:t>
+      </w:r>
+    </w:p>
+    <w:p>
+      <w:pPr>
+        <w:pStyle w:val="ListParagraph"/>
+        <w:numPr>
+          <w:ilvl w:val="0"/>
+          <w:numId w:val="1"/>
+        </w:numPr>
+        <w:spacing w:after="60"/>
+      </w:pPr>
+      <w:r>
+        <w:t xml:space="preserve">four_box scores 2.5 (tailwind yes - pharma commercial/medical outsourcing + GenAI adoption; tam weak - $50B+ end-market exists but a 10x from Rs 14,000 Cr needs ~$3-4B revenue, a 10-year not a 2-3 year outcome; moat weak - real domain depth and switching costs, offset by GenAI disruption risk; valuation weak - ~34x trailing on flat EPS). Score 2.5 with no written exception invoked: the size math genuinely blocks a 2-3 year 10x (Nesco-style call), so thesis_fit is 'neither'</w:t>
+      </w:r>
+    </w:p>
+    <w:p>
+      <w:pPr>
+        <w:pStyle w:val="ListParagraph"/>
+        <w:numPr>
+          <w:ilvl w:val="0"/>
+          <w:numId w:val="1"/>
+        </w:numPr>
+        <w:spacing w:after="60"/>
+      </w:pPr>
+      <w:r>
+        <w:t xml:space="preserve">This is NOT a red-flag 'neither' - the business quality is high (net cash, ~100% FCF conversion, all top-20 pharma clients, ~25-28% organic growth). It simply does not fit the 10x/100x return-magnitude bar from this base</w:t>
+      </w:r>
+    </w:p>
+    <w:p>
+      <w:pPr>
+        <w:pStyle w:val="ListParagraph"/>
+        <w:numPr>
+          <w:ilvl w:val="0"/>
+          <w:numId w:val="1"/>
+        </w:numPr>
+        <w:spacing w:after="60"/>
+      </w:pPr>
+      <w:r>
+        <w:t xml:space="preserve">Conviction held at Medium: quality and growth are intact, but PAT has been flat for 18 months on margin compression, the margin-recovery guidance is unproven, GenAI is a structural overhang, and the multiple is full</w:t>
+      </w:r>
+    </w:p>
+    <w:p>
+      <w:pPr>
+        <w:pStyle w:val="ListParagraph"/>
+        <w:numPr>
+          <w:ilvl w:val="0"/>
+          <w:numId w:val="1"/>
+        </w:numPr>
+        <w:spacing w:after="60"/>
+      </w:pPr>
+      <w:r>
+        <w:t xml:space="preserve">No red-flag tier. Re-rate the thesis if margin recovers to 19-20% AND organic growth holds above 20% - that would make it a stronger Medium/Medium-High quality compounder, though still not a 2-3 year 10x</w:t>
       </w:r>
     </w:p>
     <w:p>

--- a/projects/valuepickr-open-screen/docs/Indegene Ltd.docx
+++ b/projects/valuepickr-open-screen/docs/Indegene Ltd.docx
@@ -2908,6 +2908,187 @@
           <w:szCs w:val="18"/>
         </w:rPr>
         <w:t xml:space="preserve">This is independent research and analysis for informational purposes only, not personalized financial or investment advice. Past multi-bagger performance and forum/social sentiment are not indicators of future returns. Do your own due diligence before investing.</w:t>
+      </w:r>
+    </w:p>
+    <w:p/>
+    <w:p>
+      <w:r>
+        <w:rPr>
+          <w:b/>
+          <w:sz w:val="28"/>
+        </w:rPr>
+        <w:t>🔄 RESEARCH UPDATE - 2026-10-05</w:t>
+      </w:r>
+    </w:p>
+    <w:p>
+      <w:r>
+        <w:rPr>
+          <w:b/>
+        </w:rPr>
+        <w:t>📊 Key Metrics:</w:t>
+      </w:r>
+    </w:p>
+    <w:p>
+      <w:pPr>
+        <w:ind w:left="360"/>
+      </w:pPr>
+      <w:r>
+        <w:t xml:space="preserve">  • Company: Indegene Ltd</w:t>
+      </w:r>
+    </w:p>
+    <w:p>
+      <w:pPr>
+        <w:ind w:left="360"/>
+      </w:pPr>
+      <w:r>
+        <w:t xml:space="preserve">  • Conviction: Medium</w:t>
+      </w:r>
+    </w:p>
+    <w:p>
+      <w:pPr>
+        <w:ind w:left="360"/>
+      </w:pPr>
+      <w:r>
+        <w:t xml:space="preserve">  • Thesis: neither</w:t>
+      </w:r>
+    </w:p>
+    <w:p>
+      <w:pPr>
+        <w:ind w:left="360"/>
+      </w:pPr>
+      <w:r>
+        <w:t xml:space="preserve">  • 4-Box Score: 2.5</w:t>
+      </w:r>
+    </w:p>
+    <w:p>
+      <w:pPr>
+        <w:ind w:left="360"/>
+      </w:pPr>
+      <w:r>
+        <w:t xml:space="preserve">  • Research Date: 2026-09-28</w:t>
+      </w:r>
+    </w:p>
+    <w:p>
+      <w:pPr>
+        <w:ind w:left="360"/>
+      </w:pPr>
+      <w:r>
+        <w:t xml:space="preserve">  • Red Flag: None</w:t>
+      </w:r>
+    </w:p>
+    <w:p/>
+    <w:p>
+      <w:r>
+        <w:rPr>
+          <w:b/>
+        </w:rPr>
+        <w:t>📝 Verdict:</w:t>
+      </w:r>
+    </w:p>
+    <w:p>
+      <w:pPr>
+        <w:ind w:left="360"/>
+      </w:pPr>
+      <w:r>
+        <w:t>A high-quality, debt-free, cash-generative pharma-services compounder - but a Rs 14,000 Cr mid-cap with flat PAT and an AI overhang is a Medium-conviction quality hold, not a 2-3 year 10x</w:t>
+      </w:r>
+    </w:p>
+    <w:p/>
+    <w:p>
+      <w:r>
+        <w:rPr>
+          <w:b/>
+        </w:rPr>
+        <w:t>📈 Bull Case:</w:t>
+      </w:r>
+    </w:p>
+    <w:p>
+      <w:pPr>
+        <w:ind w:left="360"/>
+      </w:pPr>
+      <w:r>
+        <w:t>Pharma-exclusive domain depth: all top-20 biopharma as clients, 91 active relationships (up from 44 in FY21), 105 $250k+ clients (+50% YoY), increasingly on outcome-based contracts - sticky, workflow-embedded revenue</w:t>
+      </w:r>
+    </w:p>
+    <w:p>
+      <w:pPr>
+        <w:ind w:left="360"/>
+      </w:pPr>
+      <w:r>
+        <w:t>Genuinely asset-light and cash-generative: net cash, ~100% FCF conversion, ~18-19% ROCE, dividend initiated</w:t>
+      </w:r>
+    </w:p>
+    <w:p>
+      <w:pPr>
+        <w:ind w:left="360"/>
+      </w:pPr>
+      <w:r>
+        <w:t>Organic revenue still compounding ~25-28% with a structural tailwind (pharma outsourcing of commercial/medical operations + GenAI adoption in life sciences)</w:t>
+      </w:r>
+    </w:p>
+    <w:p>
+      <w:pPr>
+        <w:ind w:left="360"/>
+      </w:pPr>
+      <w:r>
+        <w:t>BioPharm bolt-on adds commercial-operations scale in the same domain; management has a credible path to $500M+ then multi-billion revenue</w:t>
+      </w:r>
+    </w:p>
+    <w:p>
+      <w:pPr>
+        <w:ind w:left="360"/>
+      </w:pPr>
+      <w:r>
+        <w:t>Margin has room to recover - current ~18% is below the ~20% FY24 level, and management guides 19-20% EBITDA exiting Q4 FY27</w:t>
+      </w:r>
+    </w:p>
+    <w:p/>
+    <w:p>
+      <w:r>
+        <w:rPr>
+          <w:b/>
+        </w:rPr>
+        <w:t>📉 Bear Case:</w:t>
+      </w:r>
+    </w:p>
+    <w:p>
+      <w:pPr>
+        <w:ind w:left="360"/>
+      </w:pPr>
+      <w:r>
+        <w:t>At ~Rs 14,000 Cr a 10x-in-2-3-years would require becoming a Rs 140,000 Cr company - larger than any Indian IT-services firm bar the top two - so the outsized-return thesis is size-blocked, not merely unconfirmed</w:t>
+      </w:r>
+    </w:p>
+    <w:p>
+      <w:pPr>
+        <w:ind w:left="360"/>
+      </w:pPr>
+      <w:r>
+        <w:t>PAT is flat (FY26 -1.5%, Q1 FY27 flat) despite 20-40% revenue growth - margin compression is eating the growth, and margin recovery is guided, not delivered</w:t>
+      </w:r>
+    </w:p>
+    <w:p>
+      <w:pPr>
+        <w:ind w:left="360"/>
+      </w:pPr>
+      <w:r>
+        <w:t>GenAI is a genuine two-way risk: it can automate content / med-comms volumes faster than Indegene moves up to higher-value analytics and advisory</w:t>
+      </w:r>
+    </w:p>
+    <w:p>
+      <w:pPr>
+        <w:ind w:left="360"/>
+      </w:pPr>
+      <w:r>
+        <w:t>~34x trailing earnings already prices in the margin recovery and sustained growth; little valuation cushion</w:t>
+      </w:r>
+    </w:p>
+    <w:p>
+      <w:pPr>
+        <w:ind w:left="360"/>
+      </w:pPr>
+      <w:r>
+        <w:t>No ValuePickr thread and no promoter skin-in-the-game - thesis is un-stress-tested by the community</w:t>
       </w:r>
     </w:p>
     <w:sectPr>
